--- a/ADG/15장/15장_실습문제_추가서술형.docx
+++ b/ADG/15장/15장_실습문제_추가서술형.docx
@@ -7,7 +7,7 @@
         <w:pStyle w:val="Heading1"/>
       </w:pPr>
       <w:r>
-        <w:t>제9장  Active Data Guard ① 실시간 조회와 DML 리다이렉션 — 추가 실습문제 (서술형·문제해결형·진단절차형)</w:t>
+        <w:t xml:space="preserve">제15장  V$ 뷰 기반 모니터링과 문제 해결 — 추가 실습문제 (서술형·문제해결형·진단절차형)</w:t>
       </w:r>
     </w:p>
     <w:p>
@@ -16,7 +16,7 @@
           <w:rFonts w:ascii="맑은 고딕" w:hAnsi="맑은 고딕" w:eastAsia="맑은 고딕"/>
           <w:sz w:val="21"/>
         </w:rPr>
-        <w:t>총 20문항 (서술형 8 · 문제해결형 6 · 진단절차형 6). 객관식이 아니며, 각 문항 아래 답안 작성 공간을 둔다. 실습 환경(chicago-srv Primary / boston-srv Physical Standby, 19.3 EE, MAXIMUM PERFORMANCE)을 전제로 답한다.</w:t>
+        <w:t xml:space="preserve">총 20문항 (서술형 8 · 문제해결형 6 · 진단절차형 6). 객관식이 아니며, 각 문항 아래 답안 작성 공간을 둔다. 실습 환경(chicago-srv Primary / boston-srv Physical Standby, Broker 구성 `dg_chicago`, 19.3 EE)을 전제로 답한다.</w:t>
       </w:r>
     </w:p>
     <w:p>
@@ -24,7 +24,7 @@
         <w:pStyle w:val="Heading2"/>
       </w:pPr>
       <w:r>
-        <w:t>[유형] 서술형</w:t>
+        <w:t xml:space="preserve">[유형] 서술형</w:t>
       </w:r>
     </w:p>
     <w:p>
@@ -33,7 +33,7 @@
           <w:rFonts w:ascii="맑은 고딕" w:hAnsi="맑은 고딕" w:eastAsia="맑은 고딕"/>
           <w:sz w:val="21"/>
         </w:rPr>
-        <w:t>추가-01 · 서술형</w:t>
+        <w:t xml:space="preserve">추가-01 · 서술형</w:t>
       </w:r>
     </w:p>
     <w:p>
@@ -42,7 +42,7 @@
           <w:rFonts w:ascii="맑은 고딕" w:hAnsi="맑은 고딕" w:eastAsia="맑은 고딕"/>
           <w:sz w:val="21"/>
         </w:rPr>
-        <w:t>[추가-01] Active Data Guard가 동작 중임을 확인하는 두 표식을 들고, 기능 사용 통계를 라이선스 판단 근거로 삼기 어려운 이유를 설명하라.</w:t>
+        <w:t xml:space="preserve">[추가-01] "리두가 Primary에서 Standby까지 흐르고 있는가"를 SQL만으로 판정하는 절차를 다섯 단계로 제시하라. 각 단계가 어느 쪽에서 어떤 뷰를 보며 기댓값이 무엇인지 밝히고, 이 절차가 `SHOW CONFIGURATION` 한 줄보다 나은 점을 논하라.</w:t>
       </w:r>
     </w:p>
     <w:p>
@@ -51,7 +51,7 @@
           <w:rFonts w:ascii="맑은 고딕" w:hAnsi="맑은 고딕" w:eastAsia="맑은 고딕"/>
           <w:sz w:val="21"/>
         </w:rPr>
-        <w:t>답안:</w:t>
+        <w:t xml:space="preserve">답안:</w:t>
       </w:r>
     </w:p>
     <w:p>
@@ -60,7 +60,7 @@
           <w:rFonts w:ascii="맑은 고딕" w:hAnsi="맑은 고딕" w:eastAsia="맑은 고딕"/>
           <w:sz w:val="21"/>
         </w:rPr>
-        <w:t>추가-02 · 서술형</w:t>
+        <w:t xml:space="preserve">추가-02 · 서술형</w:t>
       </w:r>
     </w:p>
     <w:p>
@@ -69,7 +69,7 @@
           <w:rFonts w:ascii="맑은 고딕" w:hAnsi="맑은 고딕" w:eastAsia="맑은 고딕"/>
           <w:sz w:val="21"/>
         </w:rPr>
-        <w:t>[추가-02] Standby 조회가 커밋된 데이터만 보여 주는 이유를 리두와 UNDO의 적용으로 설명하고, 이를 검증하는 올바른 측정 방법을 서술하라.</w:t>
+        <w:t xml:space="preserve">[추가-02] `V$ARCHIVE_DEST`와 `V$ARCHIVE_DEST_STATUS`가 각각 어떤 질문에 답하는지 설명하고, 출력만 보고 둘을 구별하는 방법, 같은 1번 목적지를 두 뷰가 다르게 표현한 실측, 상황별로 어느 뷰를 봐야 하는지를 정리하라.</w:t>
       </w:r>
     </w:p>
     <w:p>
@@ -78,7 +78,7 @@
           <w:rFonts w:ascii="맑은 고딕" w:hAnsi="맑은 고딕" w:eastAsia="맑은 고딕"/>
           <w:sz w:val="21"/>
         </w:rPr>
-        <w:t>답안:</w:t>
+        <w:t xml:space="preserve">답안:</w:t>
       </w:r>
     </w:p>
     <w:p>
@@ -87,7 +87,7 @@
           <w:rFonts w:ascii="맑은 고딕" w:hAnsi="맑은 고딕" w:eastAsia="맑은 고딕"/>
           <w:sz w:val="21"/>
         </w:rPr>
-        <w:t>추가-03 · 서술형</w:t>
+        <w:t xml:space="preserve">추가-03 · 서술형</w:t>
       </w:r>
     </w:p>
     <w:p>
@@ -96,7 +96,7 @@
           <w:rFonts w:ascii="맑은 고딕" w:hAnsi="맑은 고딕" w:eastAsia="맑은 고딕"/>
           <w:sz w:val="21"/>
         </w:rPr>
-        <w:t>[추가-03] 첫 측정이 잘못된 결론을 낼 뻔한 경위를 설명하고, 이 사례에서 끌어낼 일반 원칙을 쓰라.</w:t>
+        <w:t xml:space="preserve">[추가-03] Standby 리스너를 내려 전송이 끊긴 동안 Standby의 `transport lag`과 `apply lag`이 모두 0이었다. 그 이유를 설명하고, 같은 상황을 잡아낸 Standby 쪽 지표들을 실측으로 제시하라.</w:t>
       </w:r>
     </w:p>
     <w:p>
@@ -105,7 +105,7 @@
           <w:rFonts w:ascii="맑은 고딕" w:hAnsi="맑은 고딕" w:eastAsia="맑은 고딕"/>
           <w:sz w:val="21"/>
         </w:rPr>
-        <w:t>답안:</w:t>
+        <w:t xml:space="preserve">답안:</w:t>
       </w:r>
     </w:p>
     <w:p>
@@ -114,7 +114,7 @@
           <w:rFonts w:ascii="맑은 고딕" w:hAnsi="맑은 고딕" w:eastAsia="맑은 고딕"/>
           <w:sz w:val="21"/>
         </w:rPr>
-        <w:t>추가-04 · 서술형</w:t>
+        <w:t xml:space="preserve">추가-04 · 서술형</w:t>
       </w:r>
     </w:p>
     <w:p>
@@ -123,7 +123,7 @@
           <w:rFonts w:ascii="맑은 고딕" w:hAnsi="맑은 고딕" w:eastAsia="맑은 고딕"/>
           <w:sz w:val="21"/>
         </w:rPr>
-        <w:t>[추가-04] Standby에서 되는 작업과 안 되는 작업을 가르는 기준을 제시하고, 그 기준으로 여섯 가지 이상의 작업을 분류하라.</w:t>
+        <w:t xml:space="preserve">[추가-04] 목적지가 동작하지 않을 때 "장애인가, 누군가 의도적으로 끈 것인가"를 가르는 두 값을 들고, 네 가지 조합과 각 해석을 이 과정의 실측과 연결해 설명하라.</w:t>
       </w:r>
     </w:p>
     <w:p>
@@ -132,7 +132,7 @@
           <w:rFonts w:ascii="맑은 고딕" w:hAnsi="맑은 고딕" w:eastAsia="맑은 고딕"/>
           <w:sz w:val="21"/>
         </w:rPr>
-        <w:t>답안:</w:t>
+        <w:t xml:space="preserve">답안:</w:t>
       </w:r>
     </w:p>
     <w:p>
@@ -141,7 +141,7 @@
           <w:rFonts w:ascii="맑은 고딕" w:hAnsi="맑은 고딕" w:eastAsia="맑은 고딕"/>
           <w:sz w:val="21"/>
         </w:rPr>
-        <w:t>추가-05 · 서술형</w:t>
+        <w:t xml:space="preserve">추가-05 · 서술형</w:t>
       </w:r>
     </w:p>
     <w:p>
@@ -150,7 +150,7 @@
           <w:rFonts w:ascii="맑은 고딕" w:hAnsi="맑은 고딕" w:eastAsia="맑은 고딕"/>
           <w:sz w:val="21"/>
         </w:rPr>
-        <w:t>[추가-05] Standby에서 시퀀스가 동작하는 방식과 그 결과, 그리고 실무적 함의를 서술하라.</w:t>
+        <w:t xml:space="preserve">[추가-05] 리스너 중단 상황에서 `SHOW CONFIGURATION`, `VALIDATE DATABASE`, `V$ARCHIVE_DEST`, 알림 로그가 각각 보여 준 것을 정리하고, "층을 내려갈수록 구체적이 된다"는 명제를 설명하라. 트레이스 파일은 언제 쓰는지도 덧붙여라.</w:t>
       </w:r>
     </w:p>
     <w:p>
@@ -159,7 +159,7 @@
           <w:rFonts w:ascii="맑은 고딕" w:hAnsi="맑은 고딕" w:eastAsia="맑은 고딕"/>
           <w:sz w:val="21"/>
         </w:rPr>
-        <w:t>답안:</w:t>
+        <w:t xml:space="preserve">답안:</w:t>
       </w:r>
     </w:p>
     <w:p>
@@ -168,7 +168,7 @@
           <w:rFonts w:ascii="맑은 고딕" w:hAnsi="맑은 고딕" w:eastAsia="맑은 고딕"/>
           <w:sz w:val="21"/>
         </w:rPr>
-        <w:t>추가-06 · 서술형</w:t>
+        <w:t xml:space="preserve">추가-06 · 서술형</w:t>
       </w:r>
     </w:p>
     <w:p>
@@ -177,7 +177,7 @@
           <w:rFonts w:ascii="맑은 고딕" w:hAnsi="맑은 고딕" w:eastAsia="맑은 고딕"/>
           <w:sz w:val="21"/>
         </w:rPr>
-        <w:t>[추가-06] DML 리다이렉션의 동작 방식을 설명하고, 적합한 용도와 피해야 할 용도를 근거와 함께 제시하라.</w:t>
+        <w:t xml:space="preserve">[추가-06] `V$ARCHIVED_LOG`의 `APPLIED`와 `V$ARCHIVE_DEST_STATUS`의 `APPLIED_SEQ#`에서 각각 어떤 오판이 생기는지 실측으로 설명하고, 올바른 사용법 또는 대체 지표를 제시하라.</w:t>
       </w:r>
     </w:p>
     <w:p>
@@ -186,7 +186,7 @@
           <w:rFonts w:ascii="맑은 고딕" w:hAnsi="맑은 고딕" w:eastAsia="맑은 고딕"/>
           <w:sz w:val="21"/>
         </w:rPr>
-        <w:t>답안:</w:t>
+        <w:t xml:space="preserve">답안:</w:t>
       </w:r>
     </w:p>
     <w:p>
@@ -195,7 +195,7 @@
           <w:rFonts w:ascii="맑은 고딕" w:hAnsi="맑은 고딕" w:eastAsia="맑은 고딕"/>
           <w:sz w:val="21"/>
         </w:rPr>
-        <w:t>추가-07 · 서술형</w:t>
+        <w:t xml:space="preserve">추가-07 · 서술형</w:t>
       </w:r>
     </w:p>
     <w:p>
@@ -204,7 +204,7 @@
           <w:rFonts w:ascii="맑은 고딕" w:hAnsi="맑은 고딕" w:eastAsia="맑은 고딕"/>
           <w:sz w:val="21"/>
         </w:rPr>
-        <w:t>[추가-07] `STANDBY_MAX_DATA_DELAY`와 `ALTER SESSION SYNC WITH PRIMARY`의 성격 차이를 설명하고, 각각이 적합한 상황을 밝혀라.</w:t>
+        <w:t xml:space="preserve">[추가-07] 상시 점검 스크립트를 역할별로 나눠야 하는 이유를 Primary에서 Standby용 조회를 실행한 실측으로 설명하고, 오류가 나지 않는 잘못이 왜 더 위험한지 논하라. Logical Standby에서의 실측도 함께 다뤄라.</w:t>
       </w:r>
     </w:p>
     <w:p>
@@ -213,7 +213,7 @@
           <w:rFonts w:ascii="맑은 고딕" w:hAnsi="맑은 고딕" w:eastAsia="맑은 고딕"/>
           <w:sz w:val="21"/>
         </w:rPr>
-        <w:t>답안:</w:t>
+        <w:t xml:space="preserve">답안:</w:t>
       </w:r>
     </w:p>
     <w:p>
@@ -222,7 +222,7 @@
           <w:rFonts w:ascii="맑은 고딕" w:hAnsi="맑은 고딕" w:eastAsia="맑은 고딕"/>
           <w:sz w:val="21"/>
         </w:rPr>
-        <w:t>추가-08 · 서술형</w:t>
+        <w:t xml:space="preserve">추가-08 · 서술형</w:t>
       </w:r>
     </w:p>
     <w:p>
@@ -231,7 +231,7 @@
           <w:rFonts w:ascii="맑은 고딕" w:hAnsi="맑은 고딕" w:eastAsia="맑은 고딕"/>
           <w:sz w:val="21"/>
         </w:rPr>
-        <w:t>[추가-08] 이 장에서 보호 모드가 결정한 것 두 가지를 들고, 8장의 사고와 연결해 보호 모드 선택의 의미를 서술하라.</w:t>
+        <w:t xml:space="preserve">[추가-08] Logical Standby에서 SQL Apply가 멈춘 사례를 바탕으로, `DBMS_LOGSTDBY.SKIP_TRANSACTION`으로 건너뛰는 방식과 원인을 없애고 재개하는 방식을 비교하라. 실측에서 건너뛰기가 거부된 두 경우도 설명하라.</w:t>
       </w:r>
     </w:p>
     <w:p>
@@ -240,7 +240,7 @@
           <w:rFonts w:ascii="맑은 고딕" w:hAnsi="맑은 고딕" w:eastAsia="맑은 고딕"/>
           <w:sz w:val="21"/>
         </w:rPr>
-        <w:t>답안:</w:t>
+        <w:t xml:space="preserve">답안:</w:t>
       </w:r>
     </w:p>
     <w:p>
@@ -248,7 +248,7 @@
         <w:pStyle w:val="Heading2"/>
       </w:pPr>
       <w:r>
-        <w:t>[유형] 문제해결형</w:t>
+        <w:t xml:space="preserve">[유형] 문제해결형</w:t>
       </w:r>
     </w:p>
     <w:p>
@@ -257,7 +257,7 @@
           <w:rFonts w:ascii="맑은 고딕" w:hAnsi="맑은 고딕" w:eastAsia="맑은 고딕"/>
           <w:sz w:val="21"/>
         </w:rPr>
-        <w:t>추가-09 · 문제해결형</w:t>
+        <w:t xml:space="preserve">추가-09 · 문제해결형</w:t>
       </w:r>
     </w:p>
     <w:p>
@@ -266,7 +266,7 @@
           <w:rFonts w:ascii="맑은 고딕" w:hAnsi="맑은 고딕" w:eastAsia="맑은 고딕"/>
           <w:sz w:val="21"/>
         </w:rPr>
-        <w:t>[추가-09] 기능 사용 통계를 조회했는데 `no rows selected`가 나왔다. 원인과 조치, 재확인 방법을 쓰고, 결과값을 어떻게 해석해야 하는지 밝혀라.</w:t>
+        <w:t xml:space="preserve">[추가-09] 운영자가 Standby 리스너를 재기동했는데 3분이 지나도 Primary의 목적지 `ERROR`가 `ORA-12541`로 남아 있다며 다른 원인을 찾으려 한다. 상황을 판정하고, 확인할 것과 조치를 Broker 환경과 비Broker 환경으로 나눠 제시하라.</w:t>
       </w:r>
     </w:p>
     <w:p>
@@ -275,7 +275,7 @@
           <w:rFonts w:ascii="맑은 고딕" w:hAnsi="맑은 고딕" w:eastAsia="맑은 고딕"/>
           <w:sz w:val="21"/>
         </w:rPr>
-        <w:t>답안:</w:t>
+        <w:t xml:space="preserve">답안:</w:t>
       </w:r>
     </w:p>
     <w:p>
@@ -284,7 +284,7 @@
           <w:rFonts w:ascii="맑은 고딕" w:hAnsi="맑은 고딕" w:eastAsia="맑은 고딕"/>
           <w:sz w:val="21"/>
         </w:rPr>
-        <w:t>추가-10 · 문제해결형</w:t>
+        <w:t xml:space="preserve">추가-10 · 문제해결형</w:t>
       </w:r>
     </w:p>
     <w:p>
@@ -293,7 +293,7 @@
           <w:rFonts w:ascii="맑은 고딕" w:hAnsi="맑은 고딕" w:eastAsia="맑은 고딕"/>
           <w:sz w:val="21"/>
         </w:rPr>
-        <w:t>[추가-10] 애플리케이션이 Standby에서 `ORA-16000`을 만났다. 원인을 분류하는 방법과 세 가지 해결 경로를 제시하라.</w:t>
+        <w:t xml:space="preserve">[추가-10] 전송 문제를 고친 직후 `SHOW CONFIGURATION`이 오히려 `ERROR`와 `ORA-16778`을 보여 줬다. 팀원이 고친 것이 실패했다고 판단해 추가 조치를 하려 한다. 무엇을 확인하고 어떻게 판단해야 하는지 설명하라.</w:t>
       </w:r>
     </w:p>
     <w:p>
@@ -302,7 +302,7 @@
           <w:rFonts w:ascii="맑은 고딕" w:hAnsi="맑은 고딕" w:eastAsia="맑은 고딕"/>
           <w:sz w:val="21"/>
         </w:rPr>
-        <w:t>답안:</w:t>
+        <w:t xml:space="preserve">답안:</w:t>
       </w:r>
     </w:p>
     <w:p>
@@ -311,7 +311,7 @@
           <w:rFonts w:ascii="맑은 고딕" w:hAnsi="맑은 고딕" w:eastAsia="맑은 고딕"/>
           <w:sz w:val="21"/>
         </w:rPr>
-        <w:t>추가-11 · 문제해결형</w:t>
+        <w:t xml:space="preserve">추가-11 · 문제해결형</w:t>
       </w:r>
     </w:p>
     <w:p>
@@ -320,7 +320,7 @@
           <w:rFonts w:ascii="맑은 고딕" w:hAnsi="맑은 고딕" w:eastAsia="맑은 고딕"/>
           <w:sz w:val="21"/>
         </w:rPr>
-        <w:t>[추가-11] DML 리다이렉션을 켰는데 `ORA-16397`이 났다. 점검 순서를 제시하고, 가장 흔한 원인과 그것을 놓치기 쉬운 이유를 설명하라.</w:t>
+        <w:t xml:space="preserve">[추가-11] 신입 운영자가 Primary에서 `SELECT sequence#, applied FROM v$archived_log ORDER BY sequence#`를 실행한 뒤 "아카이브의 절반이 Standby에 적용되지 않았다"고 보고했다. 보고를 검증하고, 올바른 조회와 함께 적용 상태를 판정하는 방법을 제시하라.</w:t>
       </w:r>
     </w:p>
     <w:p>
@@ -329,7 +329,7 @@
           <w:rFonts w:ascii="맑은 고딕" w:hAnsi="맑은 고딕" w:eastAsia="맑은 고딕"/>
           <w:sz w:val="21"/>
         </w:rPr>
-        <w:t>답안:</w:t>
+        <w:t xml:space="preserve">답안:</w:t>
       </w:r>
     </w:p>
     <w:p>
@@ -338,7 +338,7 @@
           <w:rFonts w:ascii="맑은 고딕" w:hAnsi="맑은 고딕" w:eastAsia="맑은 고딕"/>
           <w:sz w:val="21"/>
         </w:rPr>
-        <w:t>추가-12 · 문제해결형</w:t>
+        <w:t xml:space="preserve">추가-12 · 문제해결형</w:t>
       </w:r>
     </w:p>
     <w:p>
@@ -347,7 +347,7 @@
           <w:rFonts w:ascii="맑은 고딕" w:hAnsi="맑은 고딕" w:eastAsia="맑은 고딕"/>
           <w:sz w:val="21"/>
         </w:rPr>
-        <w:t>[추가-12] `ALTER SESSION SET STANDBY_MAX_DATA_DELAY=1`이 `ORA-03174`로 거부됐다. 원인과 조치를 쓰고, 이 장에서 같은 성격의 문제가 또 있었음을 밝혀라.</w:t>
+        <w:t xml:space="preserve">[추가-12] 새로 도입한 점검 스크립트가 Primary 서버에서 5분마다 "심각"을 내고 있다. 스크립트는 `V$DATAGUARD_STATS`와 `SRL_ACTIVE`를 수집해 판정한다. 원인을 찾고 스크립트를 고치는 방법을 제시하라.</w:t>
       </w:r>
     </w:p>
     <w:p>
@@ -356,7 +356,7 @@
           <w:rFonts w:ascii="맑은 고딕" w:hAnsi="맑은 고딕" w:eastAsia="맑은 고딕"/>
           <w:sz w:val="21"/>
         </w:rPr>
-        <w:t>답안:</w:t>
+        <w:t xml:space="preserve">답안:</w:t>
       </w:r>
     </w:p>
     <w:p>
@@ -365,7 +365,7 @@
           <w:rFonts w:ascii="맑은 고딕" w:hAnsi="맑은 고딕" w:eastAsia="맑은 고딕"/>
           <w:sz w:val="21"/>
         </w:rPr>
-        <w:t>추가-13 · 문제해결형</w:t>
+        <w:t xml:space="preserve">추가-13 · 문제해결형</w:t>
       </w:r>
     </w:p>
     <w:p>
@@ -374,7 +374,7 @@
           <w:rFonts w:ascii="맑은 고딕" w:hAnsi="맑은 고딕" w:eastAsia="맑은 고딕"/>
           <w:sz w:val="21"/>
         </w:rPr>
-        <w:t>[추가-13] 애플리케이션이 `ORA-03172`를 자주 만난다. 원인을 나누어 진단하고, 설정값을 정하는 방법과 애플리케이션 쪽 대응을 제시하라.</w:t>
+        <w:t xml:space="preserve">[추가-13] Broker 구성을 `REMOVE CONFIGURATION`으로 제거한 직후 Primary의 목적지가 `ORA-16057`을 낸다. 원인을 실측 근거로 설명하고 복구 절차를 제시하라. 같은 `STATUS=ERROR`였던 리스너 중단과 무엇이 다른지도 밝혀라.</w:t>
       </w:r>
     </w:p>
     <w:p>
@@ -383,7 +383,7 @@
           <w:rFonts w:ascii="맑은 고딕" w:hAnsi="맑은 고딕" w:eastAsia="맑은 고딕"/>
           <w:sz w:val="21"/>
         </w:rPr>
-        <w:t>답안:</w:t>
+        <w:t xml:space="preserve">답안:</w:t>
       </w:r>
     </w:p>
     <w:p>
@@ -392,7 +392,7 @@
           <w:rFonts w:ascii="맑은 고딕" w:hAnsi="맑은 고딕" w:eastAsia="맑은 고딕"/>
           <w:sz w:val="21"/>
         </w:rPr>
-        <w:t>추가-14 · 문제해결형</w:t>
+        <w:t xml:space="preserve">추가-14 · 문제해결형</w:t>
       </w:r>
     </w:p>
     <w:p>
@@ -401,7 +401,7 @@
           <w:rFonts w:ascii="맑은 고딕" w:hAnsi="맑은 고딕" w:eastAsia="맑은 고딕"/>
           <w:sz w:val="21"/>
         </w:rPr>
-        <w:t>[추가-14] Standby에서 `DBMS_STATS`를 실행했더니 열 줄이 넘는 오류 스택이 나왔다. 이런 스택을 읽는 요령과 실제 원인, 그리고 대안을 쓰라.</w:t>
+        <w:t xml:space="preserve">[추가-14] 몇 달 전 장애 조사 때 `LOG_ARCHIVE_TRACE`를 켰던 서버에서 ADR 파일 시스템 사용률이 급증했다. 상황을 확인하고 정리하는 절차와, 다음부터 같은 일이 생기지 않게 하는 원칙을 제시하라.</w:t>
       </w:r>
     </w:p>
     <w:p>
@@ -410,7 +410,7 @@
           <w:rFonts w:ascii="맑은 고딕" w:hAnsi="맑은 고딕" w:eastAsia="맑은 고딕"/>
           <w:sz w:val="21"/>
         </w:rPr>
-        <w:t>답안:</w:t>
+        <w:t xml:space="preserve">답안:</w:t>
       </w:r>
     </w:p>
     <w:p>
@@ -418,7 +418,7 @@
         <w:pStyle w:val="Heading2"/>
       </w:pPr>
       <w:r>
-        <w:t>[유형] 진단절차형</w:t>
+        <w:t xml:space="preserve">[유형] 진단절차형</w:t>
       </w:r>
     </w:p>
     <w:p>
@@ -427,7 +427,7 @@
           <w:rFonts w:ascii="맑은 고딕" w:hAnsi="맑은 고딕" w:eastAsia="맑은 고딕"/>
           <w:sz w:val="21"/>
         </w:rPr>
-        <w:t>추가-15 · 진단절차형</w:t>
+        <w:t xml:space="preserve">추가-15 · 진단절차형</w:t>
       </w:r>
     </w:p>
     <w:p>
@@ -436,7 +436,7 @@
           <w:rFonts w:ascii="맑은 고딕" w:hAnsi="맑은 고딕" w:eastAsia="맑은 고딕"/>
           <w:sz w:val="21"/>
         </w:rPr>
-        <w:t>[추가-15] 조회를 Standby로 옮기기 전에 수행할 점검 절차를 정리하라. 각 단계에서 무엇을 확인하고 어떤 조회를 쓰는가?</w:t>
+        <w:t xml:space="preserve">[추가-15] 새벽에 `SHOW CONFIGURATION`이 `WARNING`과 `ORA-16857`을 냈다. Primary·Standby·알림 로그를 오가며 원인을 좁혀 가는 진단 절차를 단계별로 제시하고, 단계마다 이 장의 실측에서 본 값을 기댓값으로 적어라.</w:t>
       </w:r>
     </w:p>
     <w:p>
@@ -445,7 +445,7 @@
           <w:rFonts w:ascii="맑은 고딕" w:hAnsi="맑은 고딕" w:eastAsia="맑은 고딕"/>
           <w:sz w:val="21"/>
         </w:rPr>
-        <w:t>답안:</w:t>
+        <w:t xml:space="preserve">답안:</w:t>
       </w:r>
     </w:p>
     <w:p>
@@ -454,7 +454,7 @@
           <w:rFonts w:ascii="맑은 고딕" w:hAnsi="맑은 고딕" w:eastAsia="맑은 고딕"/>
           <w:sz w:val="21"/>
         </w:rPr>
-        <w:t>추가-16 · 진단절차형</w:t>
+        <w:t xml:space="preserve">추가-16 · 진단절차형</w:t>
       </w:r>
     </w:p>
     <w:p>
@@ -463,7 +463,7 @@
           <w:rFonts w:ascii="맑은 고딕" w:hAnsi="맑은 고딕" w:eastAsia="맑은 고딕"/>
           <w:sz w:val="21"/>
         </w:rPr>
-        <w:t>[추가-16] 애플리케이션이 "Standby에 붙었는지 Primary에 붙었는지 모르겠다"고 할 때 확인하는 절차와, 설계 단계에서 이를 방지하는 방법을 제시하라.</w:t>
+        <w:t xml:space="preserve">[추가-16] "Standby가 실시간 적용으로 정상 동작한다"를 증명하는 절차를 제시하라. 어떤 뷰에서 어떤 값을 보며, 어떤 값은 증거로 쓰면 안 되는지도 밝혀라.</w:t>
       </w:r>
     </w:p>
     <w:p>
@@ -472,7 +472,7 @@
           <w:rFonts w:ascii="맑은 고딕" w:hAnsi="맑은 고딕" w:eastAsia="맑은 고딕"/>
           <w:sz w:val="21"/>
         </w:rPr>
-        <w:t>답안:</w:t>
+        <w:t xml:space="preserve">답안:</w:t>
       </w:r>
     </w:p>
     <w:p>
@@ -481,7 +481,7 @@
           <w:rFonts w:ascii="맑은 고딕" w:hAnsi="맑은 고딕" w:eastAsia="맑은 고딕"/>
           <w:sz w:val="21"/>
         </w:rPr>
-        <w:t>추가-17 · 진단절차형</w:t>
+        <w:t xml:space="preserve">추가-17 · 진단절차형</w:t>
       </w:r>
     </w:p>
     <w:p>
@@ -490,7 +490,7 @@
           <w:rFonts w:ascii="맑은 고딕" w:hAnsi="맑은 고딕" w:eastAsia="맑은 고딕"/>
           <w:sz w:val="21"/>
         </w:rPr>
-        <w:t>[추가-17] DML 리다이렉션 도입을 검토할 때의 판단 절차를 정리하라. 어떤 조건을 확인하고 어떤 경우에 도입하지 않는가?</w:t>
+        <w:t xml:space="preserve">[추가-17] 오류 번호는 없는데 특정 시간대에 전송이 느려진다는 보고가 있다. `LOG_ARCHIVE_TRACE`를 이용한 조사 절차를 준비·수집·분석·원복 단계로 제시하라.</w:t>
       </w:r>
     </w:p>
     <w:p>
@@ -499,7 +499,7 @@
           <w:rFonts w:ascii="맑은 고딕" w:hAnsi="맑은 고딕" w:eastAsia="맑은 고딕"/>
           <w:sz w:val="21"/>
         </w:rPr>
-        <w:t>답안:</w:t>
+        <w:t xml:space="preserve">답안:</w:t>
       </w:r>
     </w:p>
     <w:p>
@@ -508,7 +508,7 @@
           <w:rFonts w:ascii="맑은 고딕" w:hAnsi="맑은 고딕" w:eastAsia="맑은 고딕"/>
           <w:sz w:val="21"/>
         </w:rPr>
-        <w:t>추가-18 · 진단절차형</w:t>
+        <w:t xml:space="preserve">추가-18 · 진단절차형</w:t>
       </w:r>
     </w:p>
     <w:p>
@@ -517,7 +517,7 @@
           <w:rFonts w:ascii="맑은 고딕" w:hAnsi="맑은 고딕" w:eastAsia="맑은 고딕"/>
           <w:sz w:val="21"/>
         </w:rPr>
-        <w:t>[추가-18] Standby 조회의 신선도 요건을 구현하는 절차를 정리하라. 값을 정하는 방법과 실패 처리까지 포함하라.</w:t>
+        <w:t xml:space="preserve">[추가-18] 다음 점검 결과를 15장의 판정 규칙으로 판정하고 근거와 다음 행동을 적어라. (가) Standby `SRL_ACTIVE`=1, MRP0 시퀀스가 Primary와 같고 `apply lag` 2분, 임계값 30초 (나) Primary `DG_ERR`=3, 목적지 `VALID`, Standby 전부 정상 (다) Standby `SRL_ACTIVE`=0, 두 지연 0 (라) Standby MRP0 행 없음.</w:t>
       </w:r>
     </w:p>
     <w:p>
@@ -526,7 +526,7 @@
           <w:rFonts w:ascii="맑은 고딕" w:hAnsi="맑은 고딕" w:eastAsia="맑은 고딕"/>
           <w:sz w:val="21"/>
         </w:rPr>
-        <w:t>답안:</w:t>
+        <w:t xml:space="preserve">답안:</w:t>
       </w:r>
     </w:p>
     <w:p>
@@ -535,7 +535,7 @@
           <w:rFonts w:ascii="맑은 고딕" w:hAnsi="맑은 고딕" w:eastAsia="맑은 고딕"/>
           <w:sz w:val="21"/>
         </w:rPr>
-        <w:t>추가-19 · 진단절차형</w:t>
+        <w:t xml:space="preserve">추가-19 · 진단절차형</w:t>
       </w:r>
     </w:p>
     <w:p>
@@ -544,7 +544,7 @@
           <w:rFonts w:ascii="맑은 고딕" w:hAnsi="맑은 고딕" w:eastAsia="맑은 고딕"/>
           <w:sz w:val="21"/>
         </w:rPr>
-        <w:t>[추가-19] `V$DATAGUARD_STATS`·`V$STANDBY_EVENT_HISTOGRAM`·`V$MANAGED_STANDBY` 세 뷰의 역할과 한계를 정리하고, 어떤 순서로 조합해 보는지 제시하라. ADG 옵션이 없어 Standby를 MOUNTED로 두었을 때 이 조합이 어떻게 달라지는지, Standby에 접속할 수 없을 때는 무엇으로 대신하는지도 포함하라.</w:t>
+        <w:t xml:space="preserve">[추가-19] Logical Standby에서 `V$LOGSTDBY_STATE`가 `SQL APPLY NOT ON`이다. 원인 오류와 트랜잭션을 찾아 적용을 되살리고 정상을 확인하기까지의 절차를 제시하라. 각 단계에서 쓰는 뷰와 그 뷰의 성질을 밝혀라.</w:t>
       </w:r>
     </w:p>
     <w:p>
@@ -553,7 +553,7 @@
           <w:rFonts w:ascii="맑은 고딕" w:hAnsi="맑은 고딕" w:eastAsia="맑은 고딕"/>
           <w:sz w:val="21"/>
         </w:rPr>
-        <w:t>답안:</w:t>
+        <w:t xml:space="preserve">답안:</w:t>
       </w:r>
     </w:p>
     <w:p>
@@ -562,7 +562,7 @@
           <w:rFonts w:ascii="맑은 고딕" w:hAnsi="맑은 고딕" w:eastAsia="맑은 고딕"/>
           <w:sz w:val="21"/>
         </w:rPr>
-        <w:t>추가-20 · 진단절차형</w:t>
+        <w:t xml:space="preserve">추가-20 · 진단절차형</w:t>
       </w:r>
     </w:p>
     <w:p>
@@ -571,7 +571,7 @@
           <w:rFonts w:ascii="맑은 고딕" w:hAnsi="맑은 고딕" w:eastAsia="맑은 고딕"/>
           <w:sz w:val="21"/>
         </w:rPr>
-        <w:t>[추가-20] ADG 환경의 정기 점검 항목을 설계하라. 이 장과 7장의 내용을 통합해 조회와 기대값을 제시하라.</w:t>
+        <w:t xml:space="preserve">[추가-20] 되돌릴 수 없는 실습(Logical Standby 전환)을 VM 스냅샷으로 원복했다. 원복 전 스냅샷을 뜨는 절차의 주의점과, 원복 후 "정상으로 돌아왔다"고 말하기 위해 확인해야 할 항목을 순서대로 제시하라.</w:t>
       </w:r>
     </w:p>
     <w:p>
@@ -580,7 +580,7 @@
           <w:rFonts w:ascii="맑은 고딕" w:hAnsi="맑은 고딕" w:eastAsia="맑은 고딕"/>
           <w:sz w:val="21"/>
         </w:rPr>
-        <w:t>답안:</w:t>
+        <w:t xml:space="preserve">답안:</w:t>
       </w:r>
     </w:p>
     <w:sectPr>

--- a/ADG/15장/15장_실습문제_추가서술형.docx
+++ b/ADG/15장/15장_실습문제_추가서술형.docx
@@ -16,7 +16,21 @@
           <w:rFonts w:ascii="맑은 고딕" w:hAnsi="맑은 고딕" w:eastAsia="맑은 고딕"/>
           <w:sz w:val="21"/>
         </w:rPr>
-        <w:t xml:space="preserve">총 20문항 (서술형 8 · 문제해결형 6 · 진단절차형 6). 객관식이 아니며, 각 문항 아래 답안 작성 공간을 둔다. 실습 환경(chicago-srv Primary / boston-srv Physical Standby, Broker 구성 `dg_chicago`, 19.3 EE)을 전제로 답한다.</w:t>
+        <w:t xml:space="preserve">총 20문항 (서술형 8 · 문제해결형 6 · 진단절차형 6). 객관식이 아니며, 각 문항 아래 답안 작성 공간을 둔다. 실습 환경(chicago-srv Primary / boston-srv Physical Standby, Broker 구성 </w:t>
+      </w:r>
+      <w:r>
+        <w:rPr>
+          <w:rFonts w:ascii="Consolas" w:hAnsi="Consolas" w:eastAsia="맑은 고딕"/>
+          <w:sz w:val="21"/>
+        </w:rPr>
+        <w:t xml:space="preserve">dg_chicago</w:t>
+      </w:r>
+      <w:r>
+        <w:rPr>
+          <w:rFonts w:ascii="맑은 고딕" w:hAnsi="맑은 고딕" w:eastAsia="맑은 고딕"/>
+          <w:sz w:val="21"/>
+        </w:rPr>
+        <w:t xml:space="preserve">, 19.3 EE)을 전제로 답한다.</w:t>
       </w:r>
     </w:p>
     <w:p>
@@ -42,7 +56,21 @@
           <w:rFonts w:ascii="맑은 고딕" w:hAnsi="맑은 고딕" w:eastAsia="맑은 고딕"/>
           <w:sz w:val="21"/>
         </w:rPr>
-        <w:t xml:space="preserve">[추가-01] "리두가 Primary에서 Standby까지 흐르고 있는가"를 SQL만으로 판정하는 절차를 다섯 단계로 제시하라. 각 단계가 어느 쪽에서 어떤 뷰를 보며 기댓값이 무엇인지 밝히고, 이 절차가 `SHOW CONFIGURATION` 한 줄보다 나은 점을 논하라.</w:t>
+        <w:t xml:space="preserve">[추가-01] "리두가 Primary에서 Standby까지 흐르고 있는가"를 SQL만으로 판정하는 절차를 다섯 단계로 제시하라. 각 단계가 어느 쪽에서 어떤 뷰를 보며 기댓값이 무엇인지 밝히고, 이 절차가 </w:t>
+      </w:r>
+      <w:r>
+        <w:rPr>
+          <w:rFonts w:ascii="Consolas" w:hAnsi="Consolas" w:eastAsia="맑은 고딕"/>
+          <w:sz w:val="21"/>
+        </w:rPr>
+        <w:t xml:space="preserve">SHOW CONFIGURATION</w:t>
+      </w:r>
+      <w:r>
+        <w:rPr>
+          <w:rFonts w:ascii="맑은 고딕" w:hAnsi="맑은 고딕" w:eastAsia="맑은 고딕"/>
+          <w:sz w:val="21"/>
+        </w:rPr>
+        <w:t xml:space="preserve"> 한 줄보다 나은 점을 논하라.</w:t>
       </w:r>
     </w:p>
     <w:p>
@@ -69,7 +97,35 @@
           <w:rFonts w:ascii="맑은 고딕" w:hAnsi="맑은 고딕" w:eastAsia="맑은 고딕"/>
           <w:sz w:val="21"/>
         </w:rPr>
-        <w:t xml:space="preserve">[추가-02] `V$ARCHIVE_DEST`와 `V$ARCHIVE_DEST_STATUS`가 각각 어떤 질문에 답하는지 설명하고, 출력만 보고 둘을 구별하는 방법, 같은 1번 목적지를 두 뷰가 다르게 표현한 실측, 상황별로 어느 뷰를 봐야 하는지를 정리하라.</w:t>
+        <w:t xml:space="preserve">[추가-02] </w:t>
+      </w:r>
+      <w:r>
+        <w:rPr>
+          <w:rFonts w:ascii="Consolas" w:hAnsi="Consolas" w:eastAsia="맑은 고딕"/>
+          <w:sz w:val="21"/>
+        </w:rPr>
+        <w:t xml:space="preserve">V$ARCHIVE_DEST</w:t>
+      </w:r>
+      <w:r>
+        <w:rPr>
+          <w:rFonts w:ascii="맑은 고딕" w:hAnsi="맑은 고딕" w:eastAsia="맑은 고딕"/>
+          <w:sz w:val="21"/>
+        </w:rPr>
+        <w:t xml:space="preserve">와 </w:t>
+      </w:r>
+      <w:r>
+        <w:rPr>
+          <w:rFonts w:ascii="Consolas" w:hAnsi="Consolas" w:eastAsia="맑은 고딕"/>
+          <w:sz w:val="21"/>
+        </w:rPr>
+        <w:t xml:space="preserve">V$ARCHIVE_DEST_STATUS</w:t>
+      </w:r>
+      <w:r>
+        <w:rPr>
+          <w:rFonts w:ascii="맑은 고딕" w:hAnsi="맑은 고딕" w:eastAsia="맑은 고딕"/>
+          <w:sz w:val="21"/>
+        </w:rPr>
+        <w:t xml:space="preserve">가 각각 어떤 질문에 답하는지 설명하고, 출력만 보고 둘을 구별하는 방법, 같은 1번 목적지를 두 뷰가 다르게 표현한 실측, 상황별로 어느 뷰를 봐야 하는지를 정리하라.</w:t>
       </w:r>
     </w:p>
     <w:p>
@@ -96,7 +152,35 @@
           <w:rFonts w:ascii="맑은 고딕" w:hAnsi="맑은 고딕" w:eastAsia="맑은 고딕"/>
           <w:sz w:val="21"/>
         </w:rPr>
-        <w:t xml:space="preserve">[추가-03] Standby 리스너를 내려 전송이 끊긴 동안 Standby의 `transport lag`과 `apply lag`이 모두 0이었다. 그 이유를 설명하고, 같은 상황을 잡아낸 Standby 쪽 지표들을 실측으로 제시하라.</w:t>
+        <w:t xml:space="preserve">[추가-03] Standby 리스너를 내려 전송이 끊긴 동안 Standby의 </w:t>
+      </w:r>
+      <w:r>
+        <w:rPr>
+          <w:rFonts w:ascii="Consolas" w:hAnsi="Consolas" w:eastAsia="맑은 고딕"/>
+          <w:sz w:val="21"/>
+        </w:rPr>
+        <w:t xml:space="preserve">transport lag</w:t>
+      </w:r>
+      <w:r>
+        <w:rPr>
+          <w:rFonts w:ascii="맑은 고딕" w:hAnsi="맑은 고딕" w:eastAsia="맑은 고딕"/>
+          <w:sz w:val="21"/>
+        </w:rPr>
+        <w:t xml:space="preserve">과 </w:t>
+      </w:r>
+      <w:r>
+        <w:rPr>
+          <w:rFonts w:ascii="Consolas" w:hAnsi="Consolas" w:eastAsia="맑은 고딕"/>
+          <w:sz w:val="21"/>
+        </w:rPr>
+        <w:t xml:space="preserve">apply lag</w:t>
+      </w:r>
+      <w:r>
+        <w:rPr>
+          <w:rFonts w:ascii="맑은 고딕" w:hAnsi="맑은 고딕" w:eastAsia="맑은 고딕"/>
+          <w:sz w:val="21"/>
+        </w:rPr>
+        <w:t xml:space="preserve">이 모두 0이었다. 그 이유를 설명하고, 같은 상황을 잡아낸 Standby 쪽 지표들을 실측으로 제시하라.</w:t>
       </w:r>
     </w:p>
     <w:p>
@@ -150,7 +234,49 @@
           <w:rFonts w:ascii="맑은 고딕" w:hAnsi="맑은 고딕" w:eastAsia="맑은 고딕"/>
           <w:sz w:val="21"/>
         </w:rPr>
-        <w:t xml:space="preserve">[추가-05] 리스너 중단 상황에서 `SHOW CONFIGURATION`, `VALIDATE DATABASE`, `V$ARCHIVE_DEST`, 알림 로그가 각각 보여 준 것을 정리하고, "층을 내려갈수록 구체적이 된다"는 명제를 설명하라. 트레이스 파일은 언제 쓰는지도 덧붙여라.</w:t>
+        <w:t xml:space="preserve">[추가-05] 리스너 중단 상황에서 </w:t>
+      </w:r>
+      <w:r>
+        <w:rPr>
+          <w:rFonts w:ascii="Consolas" w:hAnsi="Consolas" w:eastAsia="맑은 고딕"/>
+          <w:sz w:val="21"/>
+        </w:rPr>
+        <w:t xml:space="preserve">SHOW CONFIGURATION</w:t>
+      </w:r>
+      <w:r>
+        <w:rPr>
+          <w:rFonts w:ascii="맑은 고딕" w:hAnsi="맑은 고딕" w:eastAsia="맑은 고딕"/>
+          <w:sz w:val="21"/>
+        </w:rPr>
+        <w:t xml:space="preserve">, </w:t>
+      </w:r>
+      <w:r>
+        <w:rPr>
+          <w:rFonts w:ascii="Consolas" w:hAnsi="Consolas" w:eastAsia="맑은 고딕"/>
+          <w:sz w:val="21"/>
+        </w:rPr>
+        <w:t xml:space="preserve">VALIDATE DATABASE</w:t>
+      </w:r>
+      <w:r>
+        <w:rPr>
+          <w:rFonts w:ascii="맑은 고딕" w:hAnsi="맑은 고딕" w:eastAsia="맑은 고딕"/>
+          <w:sz w:val="21"/>
+        </w:rPr>
+        <w:t xml:space="preserve">, </w:t>
+      </w:r>
+      <w:r>
+        <w:rPr>
+          <w:rFonts w:ascii="Consolas" w:hAnsi="Consolas" w:eastAsia="맑은 고딕"/>
+          <w:sz w:val="21"/>
+        </w:rPr>
+        <w:t xml:space="preserve">V$ARCHIVE_DEST</w:t>
+      </w:r>
+      <w:r>
+        <w:rPr>
+          <w:rFonts w:ascii="맑은 고딕" w:hAnsi="맑은 고딕" w:eastAsia="맑은 고딕"/>
+          <w:sz w:val="21"/>
+        </w:rPr>
+        <w:t xml:space="preserve">, 알림 로그가 각각 보여 준 것을 정리하고, "층을 내려갈수록 구체적이 된다"는 명제를 설명하라. 트레이스 파일은 언제 쓰는지도 덧붙여라.</w:t>
       </w:r>
     </w:p>
     <w:p>
@@ -177,7 +303,63 @@
           <w:rFonts w:ascii="맑은 고딕" w:hAnsi="맑은 고딕" w:eastAsia="맑은 고딕"/>
           <w:sz w:val="21"/>
         </w:rPr>
-        <w:t xml:space="preserve">[추가-06] `V$ARCHIVED_LOG`의 `APPLIED`와 `V$ARCHIVE_DEST_STATUS`의 `APPLIED_SEQ#`에서 각각 어떤 오판이 생기는지 실측으로 설명하고, 올바른 사용법 또는 대체 지표를 제시하라.</w:t>
+        <w:t xml:space="preserve">[추가-06] </w:t>
+      </w:r>
+      <w:r>
+        <w:rPr>
+          <w:rFonts w:ascii="Consolas" w:hAnsi="Consolas" w:eastAsia="맑은 고딕"/>
+          <w:sz w:val="21"/>
+        </w:rPr>
+        <w:t xml:space="preserve">V$ARCHIVED_LOG</w:t>
+      </w:r>
+      <w:r>
+        <w:rPr>
+          <w:rFonts w:ascii="맑은 고딕" w:hAnsi="맑은 고딕" w:eastAsia="맑은 고딕"/>
+          <w:sz w:val="21"/>
+        </w:rPr>
+        <w:t xml:space="preserve">의 </w:t>
+      </w:r>
+      <w:r>
+        <w:rPr>
+          <w:rFonts w:ascii="Consolas" w:hAnsi="Consolas" w:eastAsia="맑은 고딕"/>
+          <w:sz w:val="21"/>
+        </w:rPr>
+        <w:t xml:space="preserve">APPLIED</w:t>
+      </w:r>
+      <w:r>
+        <w:rPr>
+          <w:rFonts w:ascii="맑은 고딕" w:hAnsi="맑은 고딕" w:eastAsia="맑은 고딕"/>
+          <w:sz w:val="21"/>
+        </w:rPr>
+        <w:t xml:space="preserve">와 </w:t>
+      </w:r>
+      <w:r>
+        <w:rPr>
+          <w:rFonts w:ascii="Consolas" w:hAnsi="Consolas" w:eastAsia="맑은 고딕"/>
+          <w:sz w:val="21"/>
+        </w:rPr>
+        <w:t xml:space="preserve">V$ARCHIVE_DEST_STATUS</w:t>
+      </w:r>
+      <w:r>
+        <w:rPr>
+          <w:rFonts w:ascii="맑은 고딕" w:hAnsi="맑은 고딕" w:eastAsia="맑은 고딕"/>
+          <w:sz w:val="21"/>
+        </w:rPr>
+        <w:t xml:space="preserve">의 </w:t>
+      </w:r>
+      <w:r>
+        <w:rPr>
+          <w:rFonts w:ascii="Consolas" w:hAnsi="Consolas" w:eastAsia="맑은 고딕"/>
+          <w:sz w:val="21"/>
+        </w:rPr>
+        <w:t xml:space="preserve">APPLIED_SEQ#</w:t>
+      </w:r>
+      <w:r>
+        <w:rPr>
+          <w:rFonts w:ascii="맑은 고딕" w:hAnsi="맑은 고딕" w:eastAsia="맑은 고딕"/>
+          <w:sz w:val="21"/>
+        </w:rPr>
+        <w:t xml:space="preserve">에서 각각 어떤 오판이 생기는지 실측으로 설명하고, 올바른 사용법 또는 대체 지표를 제시하라.</w:t>
       </w:r>
     </w:p>
     <w:p>
@@ -231,7 +413,21 @@
           <w:rFonts w:ascii="맑은 고딕" w:hAnsi="맑은 고딕" w:eastAsia="맑은 고딕"/>
           <w:sz w:val="21"/>
         </w:rPr>
-        <w:t xml:space="preserve">[추가-08] Logical Standby에서 SQL Apply가 멈춘 사례를 바탕으로, `DBMS_LOGSTDBY.SKIP_TRANSACTION`으로 건너뛰는 방식과 원인을 없애고 재개하는 방식을 비교하라. 실측에서 건너뛰기가 거부된 두 경우도 설명하라.</w:t>
+        <w:t xml:space="preserve">[추가-08] Logical Standby에서 SQL Apply가 멈춘 사례를 바탕으로, </w:t>
+      </w:r>
+      <w:r>
+        <w:rPr>
+          <w:rFonts w:ascii="Consolas" w:hAnsi="Consolas" w:eastAsia="맑은 고딕"/>
+          <w:sz w:val="21"/>
+        </w:rPr>
+        <w:t xml:space="preserve">DBMS_LOGSTDBY.SKIP_TRANSACTION</w:t>
+      </w:r>
+      <w:r>
+        <w:rPr>
+          <w:rFonts w:ascii="맑은 고딕" w:hAnsi="맑은 고딕" w:eastAsia="맑은 고딕"/>
+          <w:sz w:val="21"/>
+        </w:rPr>
+        <w:t xml:space="preserve">으로 건너뛰는 방식과 원인을 없애고 재개하는 방식을 비교하라. 실측에서 건너뛰기가 거부된 두 경우도 설명하라.</w:t>
       </w:r>
     </w:p>
     <w:p>
@@ -266,7 +462,35 @@
           <w:rFonts w:ascii="맑은 고딕" w:hAnsi="맑은 고딕" w:eastAsia="맑은 고딕"/>
           <w:sz w:val="21"/>
         </w:rPr>
-        <w:t xml:space="preserve">[추가-09] 운영자가 Standby 리스너를 재기동했는데 3분이 지나도 Primary의 목적지 `ERROR`가 `ORA-12541`로 남아 있다며 다른 원인을 찾으려 한다. 상황을 판정하고, 확인할 것과 조치를 Broker 환경과 비Broker 환경으로 나눠 제시하라.</w:t>
+        <w:t xml:space="preserve">[추가-09] 운영자가 Standby 리스너를 재기동했는데 3분이 지나도 Primary의 목적지 </w:t>
+      </w:r>
+      <w:r>
+        <w:rPr>
+          <w:rFonts w:ascii="Consolas" w:hAnsi="Consolas" w:eastAsia="맑은 고딕"/>
+          <w:sz w:val="21"/>
+        </w:rPr>
+        <w:t xml:space="preserve">ERROR</w:t>
+      </w:r>
+      <w:r>
+        <w:rPr>
+          <w:rFonts w:ascii="맑은 고딕" w:hAnsi="맑은 고딕" w:eastAsia="맑은 고딕"/>
+          <w:sz w:val="21"/>
+        </w:rPr>
+        <w:t xml:space="preserve">가 </w:t>
+      </w:r>
+      <w:r>
+        <w:rPr>
+          <w:rFonts w:ascii="Consolas" w:hAnsi="Consolas" w:eastAsia="맑은 고딕"/>
+          <w:sz w:val="21"/>
+        </w:rPr>
+        <w:t xml:space="preserve">ORA-12541</w:t>
+      </w:r>
+      <w:r>
+        <w:rPr>
+          <w:rFonts w:ascii="맑은 고딕" w:hAnsi="맑은 고딕" w:eastAsia="맑은 고딕"/>
+          <w:sz w:val="21"/>
+        </w:rPr>
+        <w:t xml:space="preserve">로 남아 있다며 다른 원인을 찾으려 한다. 상황을 판정하고, 확인할 것과 조치를 Broker 환경과 비Broker 환경으로 나눠 제시하라.</w:t>
       </w:r>
     </w:p>
     <w:p>
@@ -293,7 +517,49 @@
           <w:rFonts w:ascii="맑은 고딕" w:hAnsi="맑은 고딕" w:eastAsia="맑은 고딕"/>
           <w:sz w:val="21"/>
         </w:rPr>
-        <w:t xml:space="preserve">[추가-10] 전송 문제를 고친 직후 `SHOW CONFIGURATION`이 오히려 `ERROR`와 `ORA-16778`을 보여 줬다. 팀원이 고친 것이 실패했다고 판단해 추가 조치를 하려 한다. 무엇을 확인하고 어떻게 판단해야 하는지 설명하라.</w:t>
+        <w:t xml:space="preserve">[추가-10] 전송 문제를 고친 직후 </w:t>
+      </w:r>
+      <w:r>
+        <w:rPr>
+          <w:rFonts w:ascii="Consolas" w:hAnsi="Consolas" w:eastAsia="맑은 고딕"/>
+          <w:sz w:val="21"/>
+        </w:rPr>
+        <w:t xml:space="preserve">SHOW CONFIGURATION</w:t>
+      </w:r>
+      <w:r>
+        <w:rPr>
+          <w:rFonts w:ascii="맑은 고딕" w:hAnsi="맑은 고딕" w:eastAsia="맑은 고딕"/>
+          <w:sz w:val="21"/>
+        </w:rPr>
+        <w:t xml:space="preserve">이 오히려 </w:t>
+      </w:r>
+      <w:r>
+        <w:rPr>
+          <w:rFonts w:ascii="Consolas" w:hAnsi="Consolas" w:eastAsia="맑은 고딕"/>
+          <w:sz w:val="21"/>
+        </w:rPr>
+        <w:t xml:space="preserve">ERROR</w:t>
+      </w:r>
+      <w:r>
+        <w:rPr>
+          <w:rFonts w:ascii="맑은 고딕" w:hAnsi="맑은 고딕" w:eastAsia="맑은 고딕"/>
+          <w:sz w:val="21"/>
+        </w:rPr>
+        <w:t xml:space="preserve">와 </w:t>
+      </w:r>
+      <w:r>
+        <w:rPr>
+          <w:rFonts w:ascii="Consolas" w:hAnsi="Consolas" w:eastAsia="맑은 고딕"/>
+          <w:sz w:val="21"/>
+        </w:rPr>
+        <w:t xml:space="preserve">ORA-16778</w:t>
+      </w:r>
+      <w:r>
+        <w:rPr>
+          <w:rFonts w:ascii="맑은 고딕" w:hAnsi="맑은 고딕" w:eastAsia="맑은 고딕"/>
+          <w:sz w:val="21"/>
+        </w:rPr>
+        <w:t xml:space="preserve">을 보여 줬다. 팀원이 고친 것이 실패했다고 판단해 추가 조치를 하려 한다. 무엇을 확인하고 어떻게 판단해야 하는지 설명하라.</w:t>
       </w:r>
     </w:p>
     <w:p>
@@ -320,7 +586,21 @@
           <w:rFonts w:ascii="맑은 고딕" w:hAnsi="맑은 고딕" w:eastAsia="맑은 고딕"/>
           <w:sz w:val="21"/>
         </w:rPr>
-        <w:t xml:space="preserve">[추가-11] 신입 운영자가 Primary에서 `SELECT sequence#, applied FROM v$archived_log ORDER BY sequence#`를 실행한 뒤 "아카이브의 절반이 Standby에 적용되지 않았다"고 보고했다. 보고를 검증하고, 올바른 조회와 함께 적용 상태를 판정하는 방법을 제시하라.</w:t>
+        <w:t xml:space="preserve">[추가-11] 신입 운영자가 Primary에서 </w:t>
+      </w:r>
+      <w:r>
+        <w:rPr>
+          <w:rFonts w:ascii="Consolas" w:hAnsi="Consolas" w:eastAsia="맑은 고딕"/>
+          <w:sz w:val="21"/>
+        </w:rPr>
+        <w:t xml:space="preserve">SELECT sequence#, applied FROM v$archived_log ORDER BY sequence#</w:t>
+      </w:r>
+      <w:r>
+        <w:rPr>
+          <w:rFonts w:ascii="맑은 고딕" w:hAnsi="맑은 고딕" w:eastAsia="맑은 고딕"/>
+          <w:sz w:val="21"/>
+        </w:rPr>
+        <w:t xml:space="preserve">를 실행한 뒤 "아카이브의 절반이 Standby에 적용되지 않았다"고 보고했다. 보고를 검증하고, 올바른 조회와 함께 적용 상태를 판정하는 방법을 제시하라.</w:t>
       </w:r>
     </w:p>
     <w:p>
@@ -347,7 +627,35 @@
           <w:rFonts w:ascii="맑은 고딕" w:hAnsi="맑은 고딕" w:eastAsia="맑은 고딕"/>
           <w:sz w:val="21"/>
         </w:rPr>
-        <w:t xml:space="preserve">[추가-12] 새로 도입한 점검 스크립트가 Primary 서버에서 5분마다 "심각"을 내고 있다. 스크립트는 `V$DATAGUARD_STATS`와 `SRL_ACTIVE`를 수집해 판정한다. 원인을 찾고 스크립트를 고치는 방법을 제시하라.</w:t>
+        <w:t xml:space="preserve">[추가-12] 새로 도입한 점검 스크립트가 Primary 서버에서 5분마다 "심각"을 내고 있다. 스크립트는 </w:t>
+      </w:r>
+      <w:r>
+        <w:rPr>
+          <w:rFonts w:ascii="Consolas" w:hAnsi="Consolas" w:eastAsia="맑은 고딕"/>
+          <w:sz w:val="21"/>
+        </w:rPr>
+        <w:t xml:space="preserve">V$DATAGUARD_STATS</w:t>
+      </w:r>
+      <w:r>
+        <w:rPr>
+          <w:rFonts w:ascii="맑은 고딕" w:hAnsi="맑은 고딕" w:eastAsia="맑은 고딕"/>
+          <w:sz w:val="21"/>
+        </w:rPr>
+        <w:t xml:space="preserve">와 </w:t>
+      </w:r>
+      <w:r>
+        <w:rPr>
+          <w:rFonts w:ascii="Consolas" w:hAnsi="Consolas" w:eastAsia="맑은 고딕"/>
+          <w:sz w:val="21"/>
+        </w:rPr>
+        <w:t xml:space="preserve">SRL_ACTIVE</w:t>
+      </w:r>
+      <w:r>
+        <w:rPr>
+          <w:rFonts w:ascii="맑은 고딕" w:hAnsi="맑은 고딕" w:eastAsia="맑은 고딕"/>
+          <w:sz w:val="21"/>
+        </w:rPr>
+        <w:t xml:space="preserve">를 수집해 판정한다. 원인을 찾고 스크립트를 고치는 방법을 제시하라.</w:t>
       </w:r>
     </w:p>
     <w:p>
@@ -374,7 +682,49 @@
           <w:rFonts w:ascii="맑은 고딕" w:hAnsi="맑은 고딕" w:eastAsia="맑은 고딕"/>
           <w:sz w:val="21"/>
         </w:rPr>
-        <w:t xml:space="preserve">[추가-13] Broker 구성을 `REMOVE CONFIGURATION`으로 제거한 직후 Primary의 목적지가 `ORA-16057`을 낸다. 원인을 실측 근거로 설명하고 복구 절차를 제시하라. 같은 `STATUS=ERROR`였던 리스너 중단과 무엇이 다른지도 밝혀라.</w:t>
+        <w:t xml:space="preserve">[추가-13] Broker 구성을 </w:t>
+      </w:r>
+      <w:r>
+        <w:rPr>
+          <w:rFonts w:ascii="Consolas" w:hAnsi="Consolas" w:eastAsia="맑은 고딕"/>
+          <w:sz w:val="21"/>
+        </w:rPr>
+        <w:t xml:space="preserve">REMOVE CONFIGURATION</w:t>
+      </w:r>
+      <w:r>
+        <w:rPr>
+          <w:rFonts w:ascii="맑은 고딕" w:hAnsi="맑은 고딕" w:eastAsia="맑은 고딕"/>
+          <w:sz w:val="21"/>
+        </w:rPr>
+        <w:t xml:space="preserve">으로 제거한 직후 Primary의 목적지가 </w:t>
+      </w:r>
+      <w:r>
+        <w:rPr>
+          <w:rFonts w:ascii="Consolas" w:hAnsi="Consolas" w:eastAsia="맑은 고딕"/>
+          <w:sz w:val="21"/>
+        </w:rPr>
+        <w:t xml:space="preserve">ORA-16057</w:t>
+      </w:r>
+      <w:r>
+        <w:rPr>
+          <w:rFonts w:ascii="맑은 고딕" w:hAnsi="맑은 고딕" w:eastAsia="맑은 고딕"/>
+          <w:sz w:val="21"/>
+        </w:rPr>
+        <w:t xml:space="preserve">을 낸다. 원인을 실측 근거로 설명하고 복구 절차를 제시하라. 같은 </w:t>
+      </w:r>
+      <w:r>
+        <w:rPr>
+          <w:rFonts w:ascii="Consolas" w:hAnsi="Consolas" w:eastAsia="맑은 고딕"/>
+          <w:sz w:val="21"/>
+        </w:rPr>
+        <w:t xml:space="preserve">STATUS=ERROR</w:t>
+      </w:r>
+      <w:r>
+        <w:rPr>
+          <w:rFonts w:ascii="맑은 고딕" w:hAnsi="맑은 고딕" w:eastAsia="맑은 고딕"/>
+          <w:sz w:val="21"/>
+        </w:rPr>
+        <w:t xml:space="preserve">였던 리스너 중단과 무엇이 다른지도 밝혀라.</w:t>
       </w:r>
     </w:p>
     <w:p>
@@ -401,7 +751,21 @@
           <w:rFonts w:ascii="맑은 고딕" w:hAnsi="맑은 고딕" w:eastAsia="맑은 고딕"/>
           <w:sz w:val="21"/>
         </w:rPr>
-        <w:t xml:space="preserve">[추가-14] 몇 달 전 장애 조사 때 `LOG_ARCHIVE_TRACE`를 켰던 서버에서 ADR 파일 시스템 사용률이 급증했다. 상황을 확인하고 정리하는 절차와, 다음부터 같은 일이 생기지 않게 하는 원칙을 제시하라.</w:t>
+        <w:t xml:space="preserve">[추가-14] 몇 달 전 장애 조사 때 </w:t>
+      </w:r>
+      <w:r>
+        <w:rPr>
+          <w:rFonts w:ascii="Consolas" w:hAnsi="Consolas" w:eastAsia="맑은 고딕"/>
+          <w:sz w:val="21"/>
+        </w:rPr>
+        <w:t xml:space="preserve">LOG_ARCHIVE_TRACE</w:t>
+      </w:r>
+      <w:r>
+        <w:rPr>
+          <w:rFonts w:ascii="맑은 고딕" w:hAnsi="맑은 고딕" w:eastAsia="맑은 고딕"/>
+          <w:sz w:val="21"/>
+        </w:rPr>
+        <w:t xml:space="preserve">를 켰던 서버에서 ADR 파일 시스템 사용률이 급증했다. 상황을 확인하고 정리하는 절차와, 다음부터 같은 일이 생기지 않게 하는 원칙을 제시하라.</w:t>
       </w:r>
     </w:p>
     <w:p>
@@ -436,7 +800,49 @@
           <w:rFonts w:ascii="맑은 고딕" w:hAnsi="맑은 고딕" w:eastAsia="맑은 고딕"/>
           <w:sz w:val="21"/>
         </w:rPr>
-        <w:t xml:space="preserve">[추가-15] 새벽에 `SHOW CONFIGURATION`이 `WARNING`과 `ORA-16857`을 냈다. Primary·Standby·알림 로그를 오가며 원인을 좁혀 가는 진단 절차를 단계별로 제시하고, 단계마다 이 장의 실측에서 본 값을 기댓값으로 적어라.</w:t>
+        <w:t xml:space="preserve">[추가-15] 새벽에 </w:t>
+      </w:r>
+      <w:r>
+        <w:rPr>
+          <w:rFonts w:ascii="Consolas" w:hAnsi="Consolas" w:eastAsia="맑은 고딕"/>
+          <w:sz w:val="21"/>
+        </w:rPr>
+        <w:t xml:space="preserve">SHOW CONFIGURATION</w:t>
+      </w:r>
+      <w:r>
+        <w:rPr>
+          <w:rFonts w:ascii="맑은 고딕" w:hAnsi="맑은 고딕" w:eastAsia="맑은 고딕"/>
+          <w:sz w:val="21"/>
+        </w:rPr>
+        <w:t xml:space="preserve">이 </w:t>
+      </w:r>
+      <w:r>
+        <w:rPr>
+          <w:rFonts w:ascii="Consolas" w:hAnsi="Consolas" w:eastAsia="맑은 고딕"/>
+          <w:sz w:val="21"/>
+        </w:rPr>
+        <w:t xml:space="preserve">WARNING</w:t>
+      </w:r>
+      <w:r>
+        <w:rPr>
+          <w:rFonts w:ascii="맑은 고딕" w:hAnsi="맑은 고딕" w:eastAsia="맑은 고딕"/>
+          <w:sz w:val="21"/>
+        </w:rPr>
+        <w:t xml:space="preserve">과 </w:t>
+      </w:r>
+      <w:r>
+        <w:rPr>
+          <w:rFonts w:ascii="Consolas" w:hAnsi="Consolas" w:eastAsia="맑은 고딕"/>
+          <w:sz w:val="21"/>
+        </w:rPr>
+        <w:t xml:space="preserve">ORA-16857</w:t>
+      </w:r>
+      <w:r>
+        <w:rPr>
+          <w:rFonts w:ascii="맑은 고딕" w:hAnsi="맑은 고딕" w:eastAsia="맑은 고딕"/>
+          <w:sz w:val="21"/>
+        </w:rPr>
+        <w:t xml:space="preserve">을 냈다. Primary·Standby·알림 로그를 오가며 원인을 좁혀 가는 진단 절차를 단계별로 제시하고, 단계마다 이 장의 실측에서 본 값을 기댓값으로 적어라.</w:t>
       </w:r>
     </w:p>
     <w:p>
@@ -490,7 +896,21 @@
           <w:rFonts w:ascii="맑은 고딕" w:hAnsi="맑은 고딕" w:eastAsia="맑은 고딕"/>
           <w:sz w:val="21"/>
         </w:rPr>
-        <w:t xml:space="preserve">[추가-17] 오류 번호는 없는데 특정 시간대에 전송이 느려진다는 보고가 있다. `LOG_ARCHIVE_TRACE`를 이용한 조사 절차를 준비·수집·분석·원복 단계로 제시하라.</w:t>
+        <w:t xml:space="preserve">[추가-17] 오류 번호는 없는데 특정 시간대에 전송이 느려진다는 보고가 있다. </w:t>
+      </w:r>
+      <w:r>
+        <w:rPr>
+          <w:rFonts w:ascii="Consolas" w:hAnsi="Consolas" w:eastAsia="맑은 고딕"/>
+          <w:sz w:val="21"/>
+        </w:rPr>
+        <w:t xml:space="preserve">LOG_ARCHIVE_TRACE</w:t>
+      </w:r>
+      <w:r>
+        <w:rPr>
+          <w:rFonts w:ascii="맑은 고딕" w:hAnsi="맑은 고딕" w:eastAsia="맑은 고딕"/>
+          <w:sz w:val="21"/>
+        </w:rPr>
+        <w:t xml:space="preserve">를 이용한 조사 절차를 준비·수집·분석·원복 단계로 제시하라.</w:t>
       </w:r>
     </w:p>
     <w:p>
@@ -517,7 +937,77 @@
           <w:rFonts w:ascii="맑은 고딕" w:hAnsi="맑은 고딕" w:eastAsia="맑은 고딕"/>
           <w:sz w:val="21"/>
         </w:rPr>
-        <w:t xml:space="preserve">[추가-18] 다음 점검 결과를 15장의 판정 규칙으로 판정하고 근거와 다음 행동을 적어라. (가) Standby `SRL_ACTIVE`=1, MRP0 시퀀스가 Primary와 같고 `apply lag` 2분, 임계값 30초 (나) Primary `DG_ERR`=3, 목적지 `VALID`, Standby 전부 정상 (다) Standby `SRL_ACTIVE`=0, 두 지연 0 (라) Standby MRP0 행 없음.</w:t>
+        <w:t xml:space="preserve">[추가-18] 다음 점검 결과를 15장의 판정 규칙으로 판정하고 근거와 다음 행동을 적어라. (가) Standby </w:t>
+      </w:r>
+      <w:r>
+        <w:rPr>
+          <w:rFonts w:ascii="Consolas" w:hAnsi="Consolas" w:eastAsia="맑은 고딕"/>
+          <w:sz w:val="21"/>
+        </w:rPr>
+        <w:t xml:space="preserve">SRL_ACTIVE</w:t>
+      </w:r>
+      <w:r>
+        <w:rPr>
+          <w:rFonts w:ascii="맑은 고딕" w:hAnsi="맑은 고딕" w:eastAsia="맑은 고딕"/>
+          <w:sz w:val="21"/>
+        </w:rPr>
+        <w:t xml:space="preserve">=1, MRP0 시퀀스가 Primary와 같고 </w:t>
+      </w:r>
+      <w:r>
+        <w:rPr>
+          <w:rFonts w:ascii="Consolas" w:hAnsi="Consolas" w:eastAsia="맑은 고딕"/>
+          <w:sz w:val="21"/>
+        </w:rPr>
+        <w:t xml:space="preserve">apply lag</w:t>
+      </w:r>
+      <w:r>
+        <w:rPr>
+          <w:rFonts w:ascii="맑은 고딕" w:hAnsi="맑은 고딕" w:eastAsia="맑은 고딕"/>
+          <w:sz w:val="21"/>
+        </w:rPr>
+        <w:t xml:space="preserve"> 2분, 임계값 30초 (나) Primary </w:t>
+      </w:r>
+      <w:r>
+        <w:rPr>
+          <w:rFonts w:ascii="Consolas" w:hAnsi="Consolas" w:eastAsia="맑은 고딕"/>
+          <w:sz w:val="21"/>
+        </w:rPr>
+        <w:t xml:space="preserve">DG_ERR</w:t>
+      </w:r>
+      <w:r>
+        <w:rPr>
+          <w:rFonts w:ascii="맑은 고딕" w:hAnsi="맑은 고딕" w:eastAsia="맑은 고딕"/>
+          <w:sz w:val="21"/>
+        </w:rPr>
+        <w:t xml:space="preserve">=3, 목적지 </w:t>
+      </w:r>
+      <w:r>
+        <w:rPr>
+          <w:rFonts w:ascii="Consolas" w:hAnsi="Consolas" w:eastAsia="맑은 고딕"/>
+          <w:sz w:val="21"/>
+        </w:rPr>
+        <w:t xml:space="preserve">VALID</w:t>
+      </w:r>
+      <w:r>
+        <w:rPr>
+          <w:rFonts w:ascii="맑은 고딕" w:hAnsi="맑은 고딕" w:eastAsia="맑은 고딕"/>
+          <w:sz w:val="21"/>
+        </w:rPr>
+        <w:t xml:space="preserve">, Standby 전부 정상 (다) Standby </w:t>
+      </w:r>
+      <w:r>
+        <w:rPr>
+          <w:rFonts w:ascii="Consolas" w:hAnsi="Consolas" w:eastAsia="맑은 고딕"/>
+          <w:sz w:val="21"/>
+        </w:rPr>
+        <w:t xml:space="preserve">SRL_ACTIVE</w:t>
+      </w:r>
+      <w:r>
+        <w:rPr>
+          <w:rFonts w:ascii="맑은 고딕" w:hAnsi="맑은 고딕" w:eastAsia="맑은 고딕"/>
+          <w:sz w:val="21"/>
+        </w:rPr>
+        <w:t xml:space="preserve">=0, 두 지연 0 (라) Standby MRP0 행 없음.</w:t>
       </w:r>
     </w:p>
     <w:p>
@@ -544,7 +1034,35 @@
           <w:rFonts w:ascii="맑은 고딕" w:hAnsi="맑은 고딕" w:eastAsia="맑은 고딕"/>
           <w:sz w:val="21"/>
         </w:rPr>
-        <w:t xml:space="preserve">[추가-19] Logical Standby에서 `V$LOGSTDBY_STATE`가 `SQL APPLY NOT ON`이다. 원인 오류와 트랜잭션을 찾아 적용을 되살리고 정상을 확인하기까지의 절차를 제시하라. 각 단계에서 쓰는 뷰와 그 뷰의 성질을 밝혀라.</w:t>
+        <w:t xml:space="preserve">[추가-19] Logical Standby에서 </w:t>
+      </w:r>
+      <w:r>
+        <w:rPr>
+          <w:rFonts w:ascii="Consolas" w:hAnsi="Consolas" w:eastAsia="맑은 고딕"/>
+          <w:sz w:val="21"/>
+        </w:rPr>
+        <w:t xml:space="preserve">V$LOGSTDBY_STATE</w:t>
+      </w:r>
+      <w:r>
+        <w:rPr>
+          <w:rFonts w:ascii="맑은 고딕" w:hAnsi="맑은 고딕" w:eastAsia="맑은 고딕"/>
+          <w:sz w:val="21"/>
+        </w:rPr>
+        <w:t xml:space="preserve">가 </w:t>
+      </w:r>
+      <w:r>
+        <w:rPr>
+          <w:rFonts w:ascii="Consolas" w:hAnsi="Consolas" w:eastAsia="맑은 고딕"/>
+          <w:sz w:val="21"/>
+        </w:rPr>
+        <w:t xml:space="preserve">SQL APPLY NOT ON</w:t>
+      </w:r>
+      <w:r>
+        <w:rPr>
+          <w:rFonts w:ascii="맑은 고딕" w:hAnsi="맑은 고딕" w:eastAsia="맑은 고딕"/>
+          <w:sz w:val="21"/>
+        </w:rPr>
+        <w:t xml:space="preserve">이다. 원인 오류와 트랜잭션을 찾아 적용을 되살리고 정상을 확인하기까지의 절차를 제시하라. 각 단계에서 쓰는 뷰와 그 뷰의 성질을 밝혀라.</w:t>
       </w:r>
     </w:p>
     <w:p>
@@ -584,6 +1102,8 @@
       </w:r>
     </w:p>
     <w:sectPr>
+      <w:headerReference w:type="default" r:id="rId9"/>
+      <w:footerReference w:type="default" r:id="rId10"/>
       <w:pgSz w:w="12240" w:h="15840"/>
       <w:pgMar w:top="1440" w:right="1800" w:bottom="1440" w:left="1800" w:header="720" w:footer="720" w:gutter="0"/>
       <w:cols w:space="720"/>
@@ -591,6 +1111,26 @@
     </w:sectPr>
   </w:body>
 </w:document>
+</file>
+
+<file path=word/footer1.xml><?xml version="1.0" encoding="utf-8"?>
+<w:ftr xmlns:m="http://schemas.openxmlformats.org/officeDocument/2006/math" xmlns:mc="http://schemas.openxmlformats.org/markup-compatibility/2006" xmlns:mo="http://schemas.microsoft.com/office/mac/office/2008/main" xmlns:mv="urn:schemas-microsoft-com:mac:vml" xmlns:o="urn:schemas-microsoft-com:office:office" xmlns:r="http://schemas.openxmlformats.org/officeDocument/2006/relationships" xmlns:v="urn:schemas-microsoft-com:vml" xmlns:w10="urn:schemas-microsoft-com:office:word" xmlns:w14="http://schemas.microsoft.com/office/word/2010/wordml" xmlns:w="http://schemas.openxmlformats.org/wordprocessingml/2006/main" xmlns:wne="http://schemas.microsoft.com/office/word/2006/wordml" xmlns:wp14="http://schemas.microsoft.com/office/word/2010/wordprocessingDrawing" xmlns:wp="http://schemas.openxmlformats.org/drawingml/2006/wordprocessingDrawing" xmlns:wpc="http://schemas.microsoft.com/office/word/2010/wordprocessingCanvas" xmlns:wpg="http://schemas.microsoft.com/office/word/2010/wordprocessingGroup" xmlns:wpi="http://schemas.microsoft.com/office/word/2010/wordprocessingInk" xmlns:wps="http://schemas.microsoft.com/office/word/2010/wordprocessingShape" mc:Ignorable="w14 wp14">
+  <w:p>
+    <w:pPr>
+      <w:pStyle w:val="Footer"/>
+    </w:pPr>
+  </w:p>
+</w:ftr>
+</file>
+
+<file path=word/header1.xml><?xml version="1.0" encoding="utf-8"?>
+<w:hdr xmlns:m="http://schemas.openxmlformats.org/officeDocument/2006/math" xmlns:mc="http://schemas.openxmlformats.org/markup-compatibility/2006" xmlns:mo="http://schemas.microsoft.com/office/mac/office/2008/main" xmlns:mv="urn:schemas-microsoft-com:mac:vml" xmlns:o="urn:schemas-microsoft-com:office:office" xmlns:r="http://schemas.openxmlformats.org/officeDocument/2006/relationships" xmlns:v="urn:schemas-microsoft-com:vml" xmlns:w10="urn:schemas-microsoft-com:office:word" xmlns:w14="http://schemas.microsoft.com/office/word/2010/wordml" xmlns:w="http://schemas.openxmlformats.org/wordprocessingml/2006/main" xmlns:wne="http://schemas.microsoft.com/office/word/2006/wordml" xmlns:wp14="http://schemas.microsoft.com/office/word/2010/wordprocessingDrawing" xmlns:wp="http://schemas.openxmlformats.org/drawingml/2006/wordprocessingDrawing" xmlns:wpc="http://schemas.microsoft.com/office/word/2010/wordprocessingCanvas" xmlns:wpg="http://schemas.microsoft.com/office/word/2010/wordprocessingGroup" xmlns:wpi="http://schemas.microsoft.com/office/word/2010/wordprocessingInk" xmlns:wps="http://schemas.microsoft.com/office/word/2010/wordprocessingShape" mc:Ignorable="w14 wp14">
+  <w:p>
+    <w:pPr>
+      <w:pStyle w:val="Header"/>
+    </w:pPr>
+  </w:p>
+</w:hdr>
 </file>
 
 <file path=word/numbering.xml><?xml version="1.0" encoding="utf-8"?>

--- a/ADG/15장/15장_실습문제_추가서술형.docx
+++ b/ADG/15장/15장_실습문제_추가서술형.docx
@@ -7,7 +7,7 @@
         <w:pStyle w:val="Heading1"/>
       </w:pPr>
       <w:r>
-        <w:t>제9장  Active Data Guard ① 실시간 조회와 DML 리다이렉션 — 추가 실습문제 (서술형·문제해결형·진단절차형)</w:t>
+        <w:t>제15장  V$ 뷰 기반 모니터링과 문제 해결 — 추가 실습문제 (서술형·문제해결형·진단절차형)</w:t>
       </w:r>
     </w:p>
     <w:p>
@@ -16,7 +16,7 @@
           <w:rFonts w:ascii="맑은 고딕" w:hAnsi="맑은 고딕" w:eastAsia="맑은 고딕"/>
           <w:sz w:val="21"/>
         </w:rPr>
-        <w:t>총 20문항 (서술형 8 · 문제해결형 6 · 진단절차형 6). 객관식이 아니며, 각 문항 아래 답안 작성 공간을 둔다. 실습 환경(chicago-srv Primary / boston-srv Physical Standby, 19.3 EE, MAXIMUM PERFORMANCE)을 전제로 답한다.</w:t>
+        <w:t>총 20문항 (서술형 8 · 문제해결형 6 · 진단절차형 6). 객관식이 아니며, 각 문항 아래 답안 작성 공간을 둔다. 실습 환경(chicago-srv Primary / boston-srv Physical Standby, Broker 구성 `dg_chicago`, 19.3 EE)을 전제로 답한다.</w:t>
       </w:r>
     </w:p>
     <w:p>
@@ -42,7 +42,7 @@
           <w:rFonts w:ascii="맑은 고딕" w:hAnsi="맑은 고딕" w:eastAsia="맑은 고딕"/>
           <w:sz w:val="21"/>
         </w:rPr>
-        <w:t>[추가-01] Active Data Guard가 동작 중임을 확인하는 두 표식을 들고, 기능 사용 통계를 라이선스 판단 근거로 삼기 어려운 이유를 설명하라.</w:t>
+        <w:t>[추가-01] Broker의 요약이 있는데도 V$ 뷰를 직접 읽어야 하는 이유를 세 가지 이상 들고, 각각을 이 장이나 14장의 실측으로 뒷받침하라.</w:t>
       </w:r>
     </w:p>
     <w:p>
@@ -69,7 +69,7 @@
           <w:rFonts w:ascii="맑은 고딕" w:hAnsi="맑은 고딕" w:eastAsia="맑은 고딕"/>
           <w:sz w:val="21"/>
         </w:rPr>
-        <w:t>[추가-02] Standby 조회가 커밋된 데이터만 보여 주는 이유를 리두와 UNDO의 적용으로 설명하고, 이를 검증하는 올바른 측정 방법을 서술하라.</w:t>
+        <w:t>[추가-02] Standby의 `V$LOG`가 전부 `SEQUENCE#=0`이고 Primary의 `V$STANDBY_LOG`가 전부 `UNASSIGNED`인 이유를 각각 설명하고, 두 사실이 감시 스크립트 설계에 주는 함의를 논하라.</w:t>
       </w:r>
     </w:p>
     <w:p>
@@ -96,7 +96,7 @@
           <w:rFonts w:ascii="맑은 고딕" w:hAnsi="맑은 고딕" w:eastAsia="맑은 고딕"/>
           <w:sz w:val="21"/>
         </w:rPr>
-        <w:t>[추가-03] 첫 측정이 잘못된 결론을 낼 뻔한 경위를 설명하고, 이 사례에서 끌어낼 일반 원칙을 쓰라.</w:t>
+        <w:t>[추가-03] `V$ARCHIVE_DEST`와 `V$ARCHIVE_DEST_STATUS`의 관점 차이를 정의하고, 두 뷰를 구별하는 실용적인 방법과 각각을 언제 보는지 정리하라.</w:t>
       </w:r>
     </w:p>
     <w:p>
@@ -123,7 +123,7 @@
           <w:rFonts w:ascii="맑은 고딕" w:hAnsi="맑은 고딕" w:eastAsia="맑은 고딕"/>
           <w:sz w:val="21"/>
         </w:rPr>
-        <w:t>[추가-04] Standby에서 되는 작업과 안 되는 작업을 가르는 기준을 제시하고, 그 기준으로 여섯 가지 이상의 작업을 분류하라.</w:t>
+        <w:t>[추가-04] `VALID_NOW`가 가질 수 있는 값을 들고, 실측에서 `UNKNOWN`이 29개였던 이유와 이 값을 읽을 때 함께 확인해야 할 것을 설명하라.</w:t>
       </w:r>
     </w:p>
     <w:p>
@@ -150,7 +150,7 @@
           <w:rFonts w:ascii="맑은 고딕" w:hAnsi="맑은 고딕" w:eastAsia="맑은 고딕"/>
           <w:sz w:val="21"/>
         </w:rPr>
-        <w:t>[추가-05] Standby에서 시퀀스가 동작하는 방식과 그 결과, 그리고 실무적 함의를 서술하라.</w:t>
+        <w:t>[추가-05] `V$ARCHIVED_LOG`의 `APPLIED`와 `V$ARCHIVE_DEST_STATUS`의 `APPLIED_SEQ#`가 각각 오해를 부르는 이유를 설명하고, 실시간 적용 환경에서 대신 쓸 지표를 제시하라.</w:t>
       </w:r>
     </w:p>
     <w:p>
@@ -177,7 +177,7 @@
           <w:rFonts w:ascii="맑은 고딕" w:hAnsi="맑은 고딕" w:eastAsia="맑은 고딕"/>
           <w:sz w:val="21"/>
         </w:rPr>
-        <w:t>[추가-06] DML 리다이렉션의 동작 방식을 설명하고, 적합한 용도와 피해야 할 용도를 근거와 함께 제시하라.</w:t>
+        <w:t>[추가-06] 전송이 끊긴 상황에서 두 지연이 0이었던 사실을 14장의 사례와 함께 정리하고, 이로부터 도출되는 감시 지표의 분류 원칙을 서술하라.</w:t>
       </w:r>
     </w:p>
     <w:p>
@@ -204,7 +204,7 @@
           <w:rFonts w:ascii="맑은 고딕" w:hAnsi="맑은 고딕" w:eastAsia="맑은 고딕"/>
           <w:sz w:val="21"/>
         </w:rPr>
-        <w:t>[추가-07] `STANDBY_MAX_DATA_DELAY`와 `ALTER SESSION SYNC WITH PRIMARY`의 성격 차이를 설명하고, 각각이 적합한 상황을 밝혀라.</w:t>
+        <w:t>[추가-07] 진단의 층(요약·V$ 뷰·알림 로그·트레이스)을 정리하고, 각 층이 알려 주는 것과 알려 주지 못하는 것을 이 장의 `ORA-12541` 사례로 설명하라.</w:t>
       </w:r>
     </w:p>
     <w:p>
@@ -231,7 +231,7 @@
           <w:rFonts w:ascii="맑은 고딕" w:hAnsi="맑은 고딕" w:eastAsia="맑은 고딕"/>
           <w:sz w:val="21"/>
         </w:rPr>
-        <w:t>[추가-08] 이 장에서 보호 모드가 결정한 것 두 가지를 들고, 8장의 사고와 연결해 보호 모드 선택의 의미를 서술하라.</w:t>
+        <w:t>[추가-08] `LOG_ARCHIVE_TRACE`의 성격과 켤 때 지켜야 할 원칙을 다섯 가지 이상 들고, 각 원칙이 필요한 이유를 실측을 근거로 설명하라.</w:t>
       </w:r>
     </w:p>
     <w:p>
@@ -266,7 +266,7 @@
           <w:rFonts w:ascii="맑은 고딕" w:hAnsi="맑은 고딕" w:eastAsia="맑은 고딕"/>
           <w:sz w:val="21"/>
         </w:rPr>
-        <w:t>[추가-09] 기능 사용 통계를 조회했는데 `no rows selected`가 나왔다. 원인과 조치, 재확인 방법을 쓰고, 결과값을 어떻게 해석해야 하는지 밝혀라.</w:t>
+        <w:t>[추가-09] 감시 시스템이 Primary에서 "SRL_ACTIVE=0, 심각" 경보를 5분마다 올리고 있다. 원인을 진단하고, 스크립트를 어떻게 고쳐야 하는지 구조까지 포함해 제시하라.</w:t>
       </w:r>
     </w:p>
     <w:p>
@@ -293,7 +293,7 @@
           <w:rFonts w:ascii="맑은 고딕" w:hAnsi="맑은 고딕" w:eastAsia="맑은 고딕"/>
           <w:sz w:val="21"/>
         </w:rPr>
-        <w:t>[추가-10] 애플리케이션이 Standby에서 `ORA-16000`을 만났다. 원인을 분류하는 방법과 세 가지 해결 경로를 제시하라.</w:t>
+        <w:t>[추가-10] `V$ARCHIVE_DEST`에서 `dest_id=2`의 `STATUS`가 `ERROR`다. 원인을 좁혀 가는 절차를 제시하고, `LOG_ARCHIVE_DEST_STATE_2`의 값이 그 판단에 어떻게 쓰이는지 설명하라.</w:t>
       </w:r>
     </w:p>
     <w:p>
@@ -320,7 +320,7 @@
           <w:rFonts w:ascii="맑은 고딕" w:hAnsi="맑은 고딕" w:eastAsia="맑은 고딕"/>
           <w:sz w:val="21"/>
         </w:rPr>
-        <w:t>[추가-11] DML 리다이렉션을 켰는데 `ORA-16397`이 났다. 점검 순서를 제시하고, 가장 흔한 원인과 그것을 놓치기 쉬운 이유를 설명하라.</w:t>
+        <w:t>[추가-11] Standby 리스너를 복구했는데 5분이 지나도 `ORA-12541`이 그대로다. 무엇을 확인하고 어떻게 대응할 것인지, Broker 환경과 아닌 환경을 나누어 답하라.</w:t>
       </w:r>
     </w:p>
     <w:p>
@@ -347,7 +347,7 @@
           <w:rFonts w:ascii="맑은 고딕" w:hAnsi="맑은 고딕" w:eastAsia="맑은 고딕"/>
           <w:sz w:val="21"/>
         </w:rPr>
-        <w:t>[추가-12] `ALTER SESSION SET STANDBY_MAX_DATA_DELAY=1`이 `ORA-03174`로 거부됐다. 원인과 조치를 쓰고, 이 장에서 같은 성격의 문제가 또 있었음을 밝혀라.</w:t>
+        <w:t>[추가-12] 담당자가 "`V$ARCHIVED_LOG`를 보니 절반이 적용되지 않았다"고 보고했다. 무엇을 오해한 것인지 설명하고, 올바른 조회와 그 결과를 제시하라.</w:t>
       </w:r>
     </w:p>
     <w:p>
@@ -374,7 +374,7 @@
           <w:rFonts w:ascii="맑은 고딕" w:hAnsi="맑은 고딕" w:eastAsia="맑은 고딕"/>
           <w:sz w:val="21"/>
         </w:rPr>
-        <w:t>[추가-13] 애플리케이션이 `ORA-03172`를 자주 만난다. 원인을 나누어 진단하고, 설정값을 정하는 방법과 애플리케이션 쪽 대응을 제시하라.</w:t>
+        <w:t>[추가-13] "적용이 멈췄다"는 보고를 받았다. `APPLIED_SEQ#`가 0이라는 것이 근거다. 이 근거가 왜 부적절한지 설명하고, 실제로 적용 여부를 확인하는 절차를 제시하라.</w:t>
       </w:r>
     </w:p>
     <w:p>
@@ -401,7 +401,7 @@
           <w:rFonts w:ascii="맑은 고딕" w:hAnsi="맑은 고딕" w:eastAsia="맑은 고딕"/>
           <w:sz w:val="21"/>
         </w:rPr>
-        <w:t>[추가-14] Standby에서 `DBMS_STATS`를 실행했더니 열 줄이 넘는 오류 스택이 나왔다. 이런 스택을 읽는 요령과 실제 원인, 그리고 대안을 쓰라.</w:t>
+        <w:t>[추가-14] 장애 조치를 마치고 `SHOW CONFIGURATION`을 봤더니 오히려 `ERROR`이고 `ORA-16778`이 새로 붙었다. 무슨 일이 일어난 것인지 설명하고, 조치 완료를 어떻게 판정할 것인지 답하라.</w:t>
       </w:r>
     </w:p>
     <w:p>
@@ -436,7 +436,7 @@
           <w:rFonts w:ascii="맑은 고딕" w:hAnsi="맑은 고딕" w:eastAsia="맑은 고딕"/>
           <w:sz w:val="21"/>
         </w:rPr>
-        <w:t>[추가-15] 조회를 Standby로 옮기기 전에 수행할 점검 절차를 정리하라. 각 단계에서 무엇을 확인하고 어떤 조회를 쓰는가?</w:t>
+        <w:t>[추가-15] "리두가 흐르고 있는가"를 SQL만으로 판정하는 절차를 다섯 단계로 제시하고, 각 단계의 기댓값과 어긋났을 때의 해석을 함께 쓰라.</w:t>
       </w:r>
     </w:p>
     <w:p>
@@ -463,7 +463,7 @@
           <w:rFonts w:ascii="맑은 고딕" w:hAnsi="맑은 고딕" w:eastAsia="맑은 고딕"/>
           <w:sz w:val="21"/>
         </w:rPr>
-        <w:t>[추가-16] 애플리케이션이 "Standby에 붙었는지 Primary에 붙었는지 모르겠다"고 할 때 확인하는 절차와, 설계 단계에서 이를 방지하는 방법을 제시하라.</w:t>
+        <w:t>[추가-16] 전송이 끊긴 상황을 Primary와 Standby 양쪽에서 진단하는 절차를 각각 제시하고, 어느 쪽에서만 보이는 정보가 무엇인지 정리하라.</w:t>
       </w:r>
     </w:p>
     <w:p>
@@ -490,7 +490,7 @@
           <w:rFonts w:ascii="맑은 고딕" w:hAnsi="맑은 고딕" w:eastAsia="맑은 고딕"/>
           <w:sz w:val="21"/>
         </w:rPr>
-        <w:t>[추가-17] DML 리다이렉션 도입을 검토할 때의 판단 절차를 정리하라. 어떤 조건을 확인하고 어떤 경우에 도입하지 않는가?</w:t>
+        <w:t>[추가-17] Physical Standby 를 Logical Standby 로 바꾼 뒤 기존 감시 스크립트가 오작동한다. 어떤 뷰가 왜 비는지 밝히고, 역할에 맞는 대체 지표와 판정 규칙을 제시하라. 적용이 멈췄을 때 문제의 트랜잭션을 찾아 되살리는 절차도 포함하라.</w:t>
       </w:r>
     </w:p>
     <w:p>
@@ -517,7 +517,7 @@
           <w:rFonts w:ascii="맑은 고딕" w:hAnsi="맑은 고딕" w:eastAsia="맑은 고딕"/>
           <w:sz w:val="21"/>
         </w:rPr>
-        <w:t>[추가-18] Standby 조회의 신선도 요건을 구현하는 절차를 정리하라. 값을 정하는 방법과 실패 처리까지 포함하라.</w:t>
+        <w:t>[추가-18] 상시 점검 스크립트를 Primary용과 Standby용으로 나누어 설계하고, 각 항목의 기댓값과 네 단계 판정 규칙을 표로 정리하라.</w:t>
       </w:r>
     </w:p>
     <w:p>
@@ -544,7 +544,7 @@
           <w:rFonts w:ascii="맑은 고딕" w:hAnsi="맑은 고딕" w:eastAsia="맑은 고딕"/>
           <w:sz w:val="21"/>
         </w:rPr>
-        <w:t>[추가-19] `V$DATAGUARD_STATS`·`V$STANDBY_EVENT_HISTOGRAM`·`V$MANAGED_STANDBY` 세 뷰의 역할과 한계를 정리하고, 어떤 순서로 조합해 보는지 제시하라. ADG 옵션이 없어 Standby를 MOUNTED로 두었을 때 이 조합이 어떻게 달라지는지, Standby에 접속할 수 없을 때는 무엇으로 대신하는지도 포함하라.</w:t>
+        <w:t>[추가-19] "오류는 없는데 전송이 느리다"는 상황을 진단하는 절차를 층별로 제시하고, 트레이스를 켜는 시점과 끄는 절차를 포함하라.</w:t>
       </w:r>
     </w:p>
     <w:p>
@@ -571,7 +571,7 @@
           <w:rFonts w:ascii="맑은 고딕" w:hAnsi="맑은 고딕" w:eastAsia="맑은 고딕"/>
           <w:sz w:val="21"/>
         </w:rPr>
-        <w:t>[추가-20] ADG 환경의 정기 점검 항목을 설계하라. 이 장과 7장의 내용을 통합해 조회와 기대값을 제시하라.</w:t>
+        <w:t>[추가-20] 13~15장에서 익힌 수단(Broker 명령·V$ 뷰·알림 로그·트레이스)을 하나의 운영 점검 체계로 통합하고, 주기와 담당을 포함한 운영안을 제시하라.</w:t>
       </w:r>
     </w:p>
     <w:p>

--- a/ADG/15장/15장_실습문제_추가서술형.docx
+++ b/ADG/15장/15장_실습문제_추가서술형.docx
@@ -16,7 +16,21 @@
           <w:rFonts w:ascii="맑은 고딕" w:hAnsi="맑은 고딕" w:eastAsia="맑은 고딕"/>
           <w:sz w:val="21"/>
         </w:rPr>
-        <w:t>총 20문항 (서술형 8 · 문제해결형 6 · 진단절차형 6). 객관식이 아니며, 각 문항 아래 답안 작성 공간을 둔다. 실습 환경(chicago-srv Primary / boston-srv Physical Standby, Broker 구성 `dg_chicago`, 19.3 EE)을 전제로 답한다.</w:t>
+        <w:t xml:space="preserve">총 20문항 (서술형 8 · 문제해결형 6 · 진단절차형 6). 객관식이 아니며, 각 문항 아래 답안 작성 공간을 둔다. 실습 환경(chicago-srv Primary / boston-srv Physical Standby, Broker 구성 </w:t>
+      </w:r>
+      <w:r>
+        <w:rPr>
+          <w:rFonts w:ascii="Consolas" w:hAnsi="Consolas" w:eastAsia="맑은 고딕"/>
+          <w:sz w:val="21"/>
+        </w:rPr>
+        <w:t xml:space="preserve">dg_chicago</w:t>
+      </w:r>
+      <w:r>
+        <w:rPr>
+          <w:rFonts w:ascii="맑은 고딕" w:hAnsi="맑은 고딕" w:eastAsia="맑은 고딕"/>
+          <w:sz w:val="21"/>
+        </w:rPr>
+        <w:t xml:space="preserve">, 19.3 EE)을 전제로 답한다.</w:t>
       </w:r>
     </w:p>
     <w:p>
@@ -69,7 +83,63 @@
           <w:rFonts w:ascii="맑은 고딕" w:hAnsi="맑은 고딕" w:eastAsia="맑은 고딕"/>
           <w:sz w:val="21"/>
         </w:rPr>
-        <w:t>[추가-02] Standby의 `V$LOG`가 전부 `SEQUENCE#=0`이고 Primary의 `V$STANDBY_LOG`가 전부 `UNASSIGNED`인 이유를 각각 설명하고, 두 사실이 감시 스크립트 설계에 주는 함의를 논하라.</w:t>
+        <w:t xml:space="preserve">[추가-02] Standby의 </w:t>
+      </w:r>
+      <w:r>
+        <w:rPr>
+          <w:rFonts w:ascii="Consolas" w:hAnsi="Consolas" w:eastAsia="맑은 고딕"/>
+          <w:sz w:val="21"/>
+        </w:rPr>
+        <w:t xml:space="preserve">V$LOG</w:t>
+      </w:r>
+      <w:r>
+        <w:rPr>
+          <w:rFonts w:ascii="맑은 고딕" w:hAnsi="맑은 고딕" w:eastAsia="맑은 고딕"/>
+          <w:sz w:val="21"/>
+        </w:rPr>
+        <w:t xml:space="preserve">가 전부 </w:t>
+      </w:r>
+      <w:r>
+        <w:rPr>
+          <w:rFonts w:ascii="Consolas" w:hAnsi="Consolas" w:eastAsia="맑은 고딕"/>
+          <w:sz w:val="21"/>
+        </w:rPr>
+        <w:t xml:space="preserve">SEQUENCE#=0</w:t>
+      </w:r>
+      <w:r>
+        <w:rPr>
+          <w:rFonts w:ascii="맑은 고딕" w:hAnsi="맑은 고딕" w:eastAsia="맑은 고딕"/>
+          <w:sz w:val="21"/>
+        </w:rPr>
+        <w:t xml:space="preserve">이고 Primary의 </w:t>
+      </w:r>
+      <w:r>
+        <w:rPr>
+          <w:rFonts w:ascii="Consolas" w:hAnsi="Consolas" w:eastAsia="맑은 고딕"/>
+          <w:sz w:val="21"/>
+        </w:rPr>
+        <w:t xml:space="preserve">V$STANDBY_LOG</w:t>
+      </w:r>
+      <w:r>
+        <w:rPr>
+          <w:rFonts w:ascii="맑은 고딕" w:hAnsi="맑은 고딕" w:eastAsia="맑은 고딕"/>
+          <w:sz w:val="21"/>
+        </w:rPr>
+        <w:t xml:space="preserve">가 전부 </w:t>
+      </w:r>
+      <w:r>
+        <w:rPr>
+          <w:rFonts w:ascii="Consolas" w:hAnsi="Consolas" w:eastAsia="맑은 고딕"/>
+          <w:sz w:val="21"/>
+        </w:rPr>
+        <w:t xml:space="preserve">UNASSIGNED</w:t>
+      </w:r>
+      <w:r>
+        <w:rPr>
+          <w:rFonts w:ascii="맑은 고딕" w:hAnsi="맑은 고딕" w:eastAsia="맑은 고딕"/>
+          <w:sz w:val="21"/>
+        </w:rPr>
+        <w:t xml:space="preserve">인 이유를 각각 설명하고, 두 사실이 감시 스크립트 설계에 주는 함의를 논하라.</w:t>
       </w:r>
     </w:p>
     <w:p>
@@ -96,7 +166,35 @@
           <w:rFonts w:ascii="맑은 고딕" w:hAnsi="맑은 고딕" w:eastAsia="맑은 고딕"/>
           <w:sz w:val="21"/>
         </w:rPr>
-        <w:t>[추가-03] `V$ARCHIVE_DEST`와 `V$ARCHIVE_DEST_STATUS`의 관점 차이를 정의하고, 두 뷰를 구별하는 실용적인 방법과 각각을 언제 보는지 정리하라.</w:t>
+        <w:t xml:space="preserve">[추가-03] </w:t>
+      </w:r>
+      <w:r>
+        <w:rPr>
+          <w:rFonts w:ascii="Consolas" w:hAnsi="Consolas" w:eastAsia="맑은 고딕"/>
+          <w:sz w:val="21"/>
+        </w:rPr>
+        <w:t xml:space="preserve">V$ARCHIVE_DEST</w:t>
+      </w:r>
+      <w:r>
+        <w:rPr>
+          <w:rFonts w:ascii="맑은 고딕" w:hAnsi="맑은 고딕" w:eastAsia="맑은 고딕"/>
+          <w:sz w:val="21"/>
+        </w:rPr>
+        <w:t xml:space="preserve">와 </w:t>
+      </w:r>
+      <w:r>
+        <w:rPr>
+          <w:rFonts w:ascii="Consolas" w:hAnsi="Consolas" w:eastAsia="맑은 고딕"/>
+          <w:sz w:val="21"/>
+        </w:rPr>
+        <w:t xml:space="preserve">V$ARCHIVE_DEST_STATUS</w:t>
+      </w:r>
+      <w:r>
+        <w:rPr>
+          <w:rFonts w:ascii="맑은 고딕" w:hAnsi="맑은 고딕" w:eastAsia="맑은 고딕"/>
+          <w:sz w:val="21"/>
+        </w:rPr>
+        <w:t xml:space="preserve">의 관점 차이를 정의하고, 두 뷰를 구별하는 실용적인 방법과 각각을 언제 보는지 정리하라.</w:t>
       </w:r>
     </w:p>
     <w:p>
@@ -123,7 +221,35 @@
           <w:rFonts w:ascii="맑은 고딕" w:hAnsi="맑은 고딕" w:eastAsia="맑은 고딕"/>
           <w:sz w:val="21"/>
         </w:rPr>
-        <w:t>[추가-04] `VALID_NOW`가 가질 수 있는 값을 들고, 실측에서 `UNKNOWN`이 29개였던 이유와 이 값을 읽을 때 함께 확인해야 할 것을 설명하라.</w:t>
+        <w:t xml:space="preserve">[추가-04] </w:t>
+      </w:r>
+      <w:r>
+        <w:rPr>
+          <w:rFonts w:ascii="Consolas" w:hAnsi="Consolas" w:eastAsia="맑은 고딕"/>
+          <w:sz w:val="21"/>
+        </w:rPr>
+        <w:t xml:space="preserve">VALID_NOW</w:t>
+      </w:r>
+      <w:r>
+        <w:rPr>
+          <w:rFonts w:ascii="맑은 고딕" w:hAnsi="맑은 고딕" w:eastAsia="맑은 고딕"/>
+          <w:sz w:val="21"/>
+        </w:rPr>
+        <w:t xml:space="preserve">가 가질 수 있는 값을 들고, 실측에서 </w:t>
+      </w:r>
+      <w:r>
+        <w:rPr>
+          <w:rFonts w:ascii="Consolas" w:hAnsi="Consolas" w:eastAsia="맑은 고딕"/>
+          <w:sz w:val="21"/>
+        </w:rPr>
+        <w:t xml:space="preserve">UNKNOWN</w:t>
+      </w:r>
+      <w:r>
+        <w:rPr>
+          <w:rFonts w:ascii="맑은 고딕" w:hAnsi="맑은 고딕" w:eastAsia="맑은 고딕"/>
+          <w:sz w:val="21"/>
+        </w:rPr>
+        <w:t xml:space="preserve">이 29개였던 이유와 이 값을 읽을 때 함께 확인해야 할 것을 설명하라.</w:t>
       </w:r>
     </w:p>
     <w:p>
@@ -150,7 +276,63 @@
           <w:rFonts w:ascii="맑은 고딕" w:hAnsi="맑은 고딕" w:eastAsia="맑은 고딕"/>
           <w:sz w:val="21"/>
         </w:rPr>
-        <w:t>[추가-05] `V$ARCHIVED_LOG`의 `APPLIED`와 `V$ARCHIVE_DEST_STATUS`의 `APPLIED_SEQ#`가 각각 오해를 부르는 이유를 설명하고, 실시간 적용 환경에서 대신 쓸 지표를 제시하라.</w:t>
+        <w:t xml:space="preserve">[추가-05] </w:t>
+      </w:r>
+      <w:r>
+        <w:rPr>
+          <w:rFonts w:ascii="Consolas" w:hAnsi="Consolas" w:eastAsia="맑은 고딕"/>
+          <w:sz w:val="21"/>
+        </w:rPr>
+        <w:t xml:space="preserve">V$ARCHIVED_LOG</w:t>
+      </w:r>
+      <w:r>
+        <w:rPr>
+          <w:rFonts w:ascii="맑은 고딕" w:hAnsi="맑은 고딕" w:eastAsia="맑은 고딕"/>
+          <w:sz w:val="21"/>
+        </w:rPr>
+        <w:t xml:space="preserve">의 </w:t>
+      </w:r>
+      <w:r>
+        <w:rPr>
+          <w:rFonts w:ascii="Consolas" w:hAnsi="Consolas" w:eastAsia="맑은 고딕"/>
+          <w:sz w:val="21"/>
+        </w:rPr>
+        <w:t xml:space="preserve">APPLIED</w:t>
+      </w:r>
+      <w:r>
+        <w:rPr>
+          <w:rFonts w:ascii="맑은 고딕" w:hAnsi="맑은 고딕" w:eastAsia="맑은 고딕"/>
+          <w:sz w:val="21"/>
+        </w:rPr>
+        <w:t xml:space="preserve">와 </w:t>
+      </w:r>
+      <w:r>
+        <w:rPr>
+          <w:rFonts w:ascii="Consolas" w:hAnsi="Consolas" w:eastAsia="맑은 고딕"/>
+          <w:sz w:val="21"/>
+        </w:rPr>
+        <w:t xml:space="preserve">V$ARCHIVE_DEST_STATUS</w:t>
+      </w:r>
+      <w:r>
+        <w:rPr>
+          <w:rFonts w:ascii="맑은 고딕" w:hAnsi="맑은 고딕" w:eastAsia="맑은 고딕"/>
+          <w:sz w:val="21"/>
+        </w:rPr>
+        <w:t xml:space="preserve">의 </w:t>
+      </w:r>
+      <w:r>
+        <w:rPr>
+          <w:rFonts w:ascii="Consolas" w:hAnsi="Consolas" w:eastAsia="맑은 고딕"/>
+          <w:sz w:val="21"/>
+        </w:rPr>
+        <w:t xml:space="preserve">APPLIED_SEQ#</w:t>
+      </w:r>
+      <w:r>
+        <w:rPr>
+          <w:rFonts w:ascii="맑은 고딕" w:hAnsi="맑은 고딕" w:eastAsia="맑은 고딕"/>
+          <w:sz w:val="21"/>
+        </w:rPr>
+        <w:t xml:space="preserve">가 각각 오해를 부르는 이유를 설명하고, 실시간 적용 환경에서 대신 쓸 지표를 제시하라.</w:t>
       </w:r>
     </w:p>
     <w:p>
@@ -204,7 +386,21 @@
           <w:rFonts w:ascii="맑은 고딕" w:hAnsi="맑은 고딕" w:eastAsia="맑은 고딕"/>
           <w:sz w:val="21"/>
         </w:rPr>
-        <w:t>[추가-07] 진단의 층(요약·V$ 뷰·알림 로그·트레이스)을 정리하고, 각 층이 알려 주는 것과 알려 주지 못하는 것을 이 장의 `ORA-12541` 사례로 설명하라.</w:t>
+        <w:t xml:space="preserve">[추가-07] 진단의 층(요약·V$ 뷰·알림 로그·트레이스)을 정리하고, 각 층이 알려 주는 것과 알려 주지 못하는 것을 이 장의 </w:t>
+      </w:r>
+      <w:r>
+        <w:rPr>
+          <w:rFonts w:ascii="Consolas" w:hAnsi="Consolas" w:eastAsia="맑은 고딕"/>
+          <w:sz w:val="21"/>
+        </w:rPr>
+        <w:t xml:space="preserve">ORA-12541</w:t>
+      </w:r>
+      <w:r>
+        <w:rPr>
+          <w:rFonts w:ascii="맑은 고딕" w:hAnsi="맑은 고딕" w:eastAsia="맑은 고딕"/>
+          <w:sz w:val="21"/>
+        </w:rPr>
+        <w:t xml:space="preserve"> 사례로 설명하라.</w:t>
       </w:r>
     </w:p>
     <w:p>
@@ -231,7 +427,21 @@
           <w:rFonts w:ascii="맑은 고딕" w:hAnsi="맑은 고딕" w:eastAsia="맑은 고딕"/>
           <w:sz w:val="21"/>
         </w:rPr>
-        <w:t>[추가-08] `LOG_ARCHIVE_TRACE`의 성격과 켤 때 지켜야 할 원칙을 다섯 가지 이상 들고, 각 원칙이 필요한 이유를 실측을 근거로 설명하라.</w:t>
+        <w:t xml:space="preserve">[추가-08] </w:t>
+      </w:r>
+      <w:r>
+        <w:rPr>
+          <w:rFonts w:ascii="Consolas" w:hAnsi="Consolas" w:eastAsia="맑은 고딕"/>
+          <w:sz w:val="21"/>
+        </w:rPr>
+        <w:t xml:space="preserve">LOG_ARCHIVE_TRACE</w:t>
+      </w:r>
+      <w:r>
+        <w:rPr>
+          <w:rFonts w:ascii="맑은 고딕" w:hAnsi="맑은 고딕" w:eastAsia="맑은 고딕"/>
+          <w:sz w:val="21"/>
+        </w:rPr>
+        <w:t xml:space="preserve">의 성격과 켤 때 지켜야 할 원칙을 다섯 가지 이상 들고, 각 원칙이 필요한 이유를 실측을 근거로 설명하라.</w:t>
       </w:r>
     </w:p>
     <w:p>
@@ -293,7 +503,77 @@
           <w:rFonts w:ascii="맑은 고딕" w:hAnsi="맑은 고딕" w:eastAsia="맑은 고딕"/>
           <w:sz w:val="21"/>
         </w:rPr>
-        <w:t>[추가-10] `V$ARCHIVE_DEST`에서 `dest_id=2`의 `STATUS`가 `ERROR`다. 원인을 좁혀 가는 절차를 제시하고, `LOG_ARCHIVE_DEST_STATE_2`의 값이 그 판단에 어떻게 쓰이는지 설명하라.</w:t>
+        <w:t xml:space="preserve">[추가-10] </w:t>
+      </w:r>
+      <w:r>
+        <w:rPr>
+          <w:rFonts w:ascii="Consolas" w:hAnsi="Consolas" w:eastAsia="맑은 고딕"/>
+          <w:sz w:val="21"/>
+        </w:rPr>
+        <w:t xml:space="preserve">V$ARCHIVE_DEST</w:t>
+      </w:r>
+      <w:r>
+        <w:rPr>
+          <w:rFonts w:ascii="맑은 고딕" w:hAnsi="맑은 고딕" w:eastAsia="맑은 고딕"/>
+          <w:sz w:val="21"/>
+        </w:rPr>
+        <w:t xml:space="preserve">에서 </w:t>
+      </w:r>
+      <w:r>
+        <w:rPr>
+          <w:rFonts w:ascii="Consolas" w:hAnsi="Consolas" w:eastAsia="맑은 고딕"/>
+          <w:sz w:val="21"/>
+        </w:rPr>
+        <w:t xml:space="preserve">dest_id=2</w:t>
+      </w:r>
+      <w:r>
+        <w:rPr>
+          <w:rFonts w:ascii="맑은 고딕" w:hAnsi="맑은 고딕" w:eastAsia="맑은 고딕"/>
+          <w:sz w:val="21"/>
+        </w:rPr>
+        <w:t xml:space="preserve">의 </w:t>
+      </w:r>
+      <w:r>
+        <w:rPr>
+          <w:rFonts w:ascii="Consolas" w:hAnsi="Consolas" w:eastAsia="맑은 고딕"/>
+          <w:sz w:val="21"/>
+        </w:rPr>
+        <w:t xml:space="preserve">STATUS</w:t>
+      </w:r>
+      <w:r>
+        <w:rPr>
+          <w:rFonts w:ascii="맑은 고딕" w:hAnsi="맑은 고딕" w:eastAsia="맑은 고딕"/>
+          <w:sz w:val="21"/>
+        </w:rPr>
+        <w:t xml:space="preserve">가 </w:t>
+      </w:r>
+      <w:r>
+        <w:rPr>
+          <w:rFonts w:ascii="Consolas" w:hAnsi="Consolas" w:eastAsia="맑은 고딕"/>
+          <w:sz w:val="21"/>
+        </w:rPr>
+        <w:t xml:space="preserve">ERROR</w:t>
+      </w:r>
+      <w:r>
+        <w:rPr>
+          <w:rFonts w:ascii="맑은 고딕" w:hAnsi="맑은 고딕" w:eastAsia="맑은 고딕"/>
+          <w:sz w:val="21"/>
+        </w:rPr>
+        <w:t xml:space="preserve">다. 원인을 좁혀 가는 절차를 제시하고, </w:t>
+      </w:r>
+      <w:r>
+        <w:rPr>
+          <w:rFonts w:ascii="Consolas" w:hAnsi="Consolas" w:eastAsia="맑은 고딕"/>
+          <w:sz w:val="21"/>
+        </w:rPr>
+        <w:t xml:space="preserve">LOG_ARCHIVE_DEST_STATE_2</w:t>
+      </w:r>
+      <w:r>
+        <w:rPr>
+          <w:rFonts w:ascii="맑은 고딕" w:hAnsi="맑은 고딕" w:eastAsia="맑은 고딕"/>
+          <w:sz w:val="21"/>
+        </w:rPr>
+        <w:t xml:space="preserve">의 값이 그 판단에 어떻게 쓰이는지 설명하라.</w:t>
       </w:r>
     </w:p>
     <w:p>
@@ -320,7 +600,21 @@
           <w:rFonts w:ascii="맑은 고딕" w:hAnsi="맑은 고딕" w:eastAsia="맑은 고딕"/>
           <w:sz w:val="21"/>
         </w:rPr>
-        <w:t>[추가-11] Standby 리스너를 복구했는데 5분이 지나도 `ORA-12541`이 그대로다. 무엇을 확인하고 어떻게 대응할 것인지, Broker 환경과 아닌 환경을 나누어 답하라.</w:t>
+        <w:t xml:space="preserve">[추가-11] Standby 리스너를 복구했는데 5분이 지나도 </w:t>
+      </w:r>
+      <w:r>
+        <w:rPr>
+          <w:rFonts w:ascii="Consolas" w:hAnsi="Consolas" w:eastAsia="맑은 고딕"/>
+          <w:sz w:val="21"/>
+        </w:rPr>
+        <w:t xml:space="preserve">ORA-12541</w:t>
+      </w:r>
+      <w:r>
+        <w:rPr>
+          <w:rFonts w:ascii="맑은 고딕" w:hAnsi="맑은 고딕" w:eastAsia="맑은 고딕"/>
+          <w:sz w:val="21"/>
+        </w:rPr>
+        <w:t xml:space="preserve">이 그대로다. 무엇을 확인하고 어떻게 대응할 것인지, Broker 환경과 아닌 환경을 나누어 답하라.</w:t>
       </w:r>
     </w:p>
     <w:p>
@@ -347,7 +641,21 @@
           <w:rFonts w:ascii="맑은 고딕" w:hAnsi="맑은 고딕" w:eastAsia="맑은 고딕"/>
           <w:sz w:val="21"/>
         </w:rPr>
-        <w:t>[추가-12] 담당자가 "`V$ARCHIVED_LOG`를 보니 절반이 적용되지 않았다"고 보고했다. 무엇을 오해한 것인지 설명하고, 올바른 조회와 그 결과를 제시하라.</w:t>
+        <w:t xml:space="preserve">[추가-12] 담당자가 "</w:t>
+      </w:r>
+      <w:r>
+        <w:rPr>
+          <w:rFonts w:ascii="Consolas" w:hAnsi="Consolas" w:eastAsia="맑은 고딕"/>
+          <w:sz w:val="21"/>
+        </w:rPr>
+        <w:t xml:space="preserve">V$ARCHIVED_LOG</w:t>
+      </w:r>
+      <w:r>
+        <w:rPr>
+          <w:rFonts w:ascii="맑은 고딕" w:hAnsi="맑은 고딕" w:eastAsia="맑은 고딕"/>
+          <w:sz w:val="21"/>
+        </w:rPr>
+        <w:t xml:space="preserve">를 보니 절반이 적용되지 않았다"고 보고했다. 무엇을 오해한 것인지 설명하고, 올바른 조회와 그 결과를 제시하라.</w:t>
       </w:r>
     </w:p>
     <w:p>
@@ -374,7 +682,21 @@
           <w:rFonts w:ascii="맑은 고딕" w:hAnsi="맑은 고딕" w:eastAsia="맑은 고딕"/>
           <w:sz w:val="21"/>
         </w:rPr>
-        <w:t>[추가-13] "적용이 멈췄다"는 보고를 받았다. `APPLIED_SEQ#`가 0이라는 것이 근거다. 이 근거가 왜 부적절한지 설명하고, 실제로 적용 여부를 확인하는 절차를 제시하라.</w:t>
+        <w:t xml:space="preserve">[추가-13] "적용이 멈췄다"는 보고를 받았다. </w:t>
+      </w:r>
+      <w:r>
+        <w:rPr>
+          <w:rFonts w:ascii="Consolas" w:hAnsi="Consolas" w:eastAsia="맑은 고딕"/>
+          <w:sz w:val="21"/>
+        </w:rPr>
+        <w:t xml:space="preserve">APPLIED_SEQ#</w:t>
+      </w:r>
+      <w:r>
+        <w:rPr>
+          <w:rFonts w:ascii="맑은 고딕" w:hAnsi="맑은 고딕" w:eastAsia="맑은 고딕"/>
+          <w:sz w:val="21"/>
+        </w:rPr>
+        <w:t xml:space="preserve">가 0이라는 것이 근거다. 이 근거가 왜 부적절한지 설명하고, 실제로 적용 여부를 확인하는 절차를 제시하라.</w:t>
       </w:r>
     </w:p>
     <w:p>
@@ -401,7 +723,49 @@
           <w:rFonts w:ascii="맑은 고딕" w:hAnsi="맑은 고딕" w:eastAsia="맑은 고딕"/>
           <w:sz w:val="21"/>
         </w:rPr>
-        <w:t>[추가-14] 장애 조치를 마치고 `SHOW CONFIGURATION`을 봤더니 오히려 `ERROR`이고 `ORA-16778`이 새로 붙었다. 무슨 일이 일어난 것인지 설명하고, 조치 완료를 어떻게 판정할 것인지 답하라.</w:t>
+        <w:t xml:space="preserve">[추가-14] 장애 조치를 마치고 </w:t>
+      </w:r>
+      <w:r>
+        <w:rPr>
+          <w:rFonts w:ascii="Consolas" w:hAnsi="Consolas" w:eastAsia="맑은 고딕"/>
+          <w:sz w:val="21"/>
+        </w:rPr>
+        <w:t xml:space="preserve">SHOW CONFIGURATION</w:t>
+      </w:r>
+      <w:r>
+        <w:rPr>
+          <w:rFonts w:ascii="맑은 고딕" w:hAnsi="맑은 고딕" w:eastAsia="맑은 고딕"/>
+          <w:sz w:val="21"/>
+        </w:rPr>
+        <w:t xml:space="preserve">을 봤더니 오히려 </w:t>
+      </w:r>
+      <w:r>
+        <w:rPr>
+          <w:rFonts w:ascii="Consolas" w:hAnsi="Consolas" w:eastAsia="맑은 고딕"/>
+          <w:sz w:val="21"/>
+        </w:rPr>
+        <w:t xml:space="preserve">ERROR</w:t>
+      </w:r>
+      <w:r>
+        <w:rPr>
+          <w:rFonts w:ascii="맑은 고딕" w:hAnsi="맑은 고딕" w:eastAsia="맑은 고딕"/>
+          <w:sz w:val="21"/>
+        </w:rPr>
+        <w:t xml:space="preserve">이고 </w:t>
+      </w:r>
+      <w:r>
+        <w:rPr>
+          <w:rFonts w:ascii="Consolas" w:hAnsi="Consolas" w:eastAsia="맑은 고딕"/>
+          <w:sz w:val="21"/>
+        </w:rPr>
+        <w:t xml:space="preserve">ORA-16778</w:t>
+      </w:r>
+      <w:r>
+        <w:rPr>
+          <w:rFonts w:ascii="맑은 고딕" w:hAnsi="맑은 고딕" w:eastAsia="맑은 고딕"/>
+          <w:sz w:val="21"/>
+        </w:rPr>
+        <w:t xml:space="preserve">이 새로 붙었다. 무슨 일이 일어난 것인지 설명하고, 조치 완료를 어떻게 판정할 것인지 답하라.</w:t>
       </w:r>
     </w:p>
     <w:p>
@@ -584,6 +948,8 @@
       </w:r>
     </w:p>
     <w:sectPr>
+      <w:headerReference w:type="default" r:id="rId9"/>
+      <w:footerReference w:type="default" r:id="rId10"/>
       <w:pgSz w:w="12240" w:h="15840"/>
       <w:pgMar w:top="1440" w:right="1800" w:bottom="1440" w:left="1800" w:header="720" w:footer="720" w:gutter="0"/>
       <w:cols w:space="720"/>
@@ -591,6 +957,26 @@
     </w:sectPr>
   </w:body>
 </w:document>
+</file>
+
+<file path=word/footer1.xml><?xml version="1.0" encoding="utf-8"?>
+<w:ftr xmlns:m="http://schemas.openxmlformats.org/officeDocument/2006/math" xmlns:mc="http://schemas.openxmlformats.org/markup-compatibility/2006" xmlns:mo="http://schemas.microsoft.com/office/mac/office/2008/main" xmlns:mv="urn:schemas-microsoft-com:mac:vml" xmlns:o="urn:schemas-microsoft-com:office:office" xmlns:r="http://schemas.openxmlformats.org/officeDocument/2006/relationships" xmlns:v="urn:schemas-microsoft-com:vml" xmlns:w10="urn:schemas-microsoft-com:office:word" xmlns:w14="http://schemas.microsoft.com/office/word/2010/wordml" xmlns:w="http://schemas.openxmlformats.org/wordprocessingml/2006/main" xmlns:wne="http://schemas.microsoft.com/office/word/2006/wordml" xmlns:wp14="http://schemas.microsoft.com/office/word/2010/wordprocessingDrawing" xmlns:wp="http://schemas.openxmlformats.org/drawingml/2006/wordprocessingDrawing" xmlns:wpc="http://schemas.microsoft.com/office/word/2010/wordprocessingCanvas" xmlns:wpg="http://schemas.microsoft.com/office/word/2010/wordprocessingGroup" xmlns:wpi="http://schemas.microsoft.com/office/word/2010/wordprocessingInk" xmlns:wps="http://schemas.microsoft.com/office/word/2010/wordprocessingShape" mc:Ignorable="w14 wp14">
+  <w:p>
+    <w:pPr>
+      <w:pStyle w:val="Footer"/>
+    </w:pPr>
+  </w:p>
+</w:ftr>
+</file>
+
+<file path=word/header1.xml><?xml version="1.0" encoding="utf-8"?>
+<w:hdr xmlns:m="http://schemas.openxmlformats.org/officeDocument/2006/math" xmlns:mc="http://schemas.openxmlformats.org/markup-compatibility/2006" xmlns:mo="http://schemas.microsoft.com/office/mac/office/2008/main" xmlns:mv="urn:schemas-microsoft-com:mac:vml" xmlns:o="urn:schemas-microsoft-com:office:office" xmlns:r="http://schemas.openxmlformats.org/officeDocument/2006/relationships" xmlns:v="urn:schemas-microsoft-com:vml" xmlns:w10="urn:schemas-microsoft-com:office:word" xmlns:w14="http://schemas.microsoft.com/office/word/2010/wordml" xmlns:w="http://schemas.openxmlformats.org/wordprocessingml/2006/main" xmlns:wne="http://schemas.microsoft.com/office/word/2006/wordml" xmlns:wp14="http://schemas.microsoft.com/office/word/2010/wordprocessingDrawing" xmlns:wp="http://schemas.openxmlformats.org/drawingml/2006/wordprocessingDrawing" xmlns:wpc="http://schemas.microsoft.com/office/word/2010/wordprocessingCanvas" xmlns:wpg="http://schemas.microsoft.com/office/word/2010/wordprocessingGroup" xmlns:wpi="http://schemas.microsoft.com/office/word/2010/wordprocessingInk" xmlns:wps="http://schemas.microsoft.com/office/word/2010/wordprocessingShape" mc:Ignorable="w14 wp14">
+  <w:p>
+    <w:pPr>
+      <w:pStyle w:val="Header"/>
+    </w:pPr>
+  </w:p>
+</w:hdr>
 </file>
 
 <file path=word/numbering.xml><?xml version="1.0" encoding="utf-8"?>
